--- a/docs/content/regression/regression_lecture.docx
+++ b/docs/content/regression/regression_lecture.docx
@@ -7,7 +7,7 @@
         <w:pStyle w:val="Title"/>
       </w:pPr>
       <w:r>
-        <w:t xml:space="preserve">Lecture 06 — Linear Regression</w:t>
+        <w:t xml:space="preserve">Lecture 11 — Linear Regression</w:t>
       </w:r>
     </w:p>
     <w:p>
@@ -31,16 +31,16 @@
         <w:pStyle w:val="Date"/>
       </w:pPr>
       <w:r>
-        <w:t xml:space="preserve">2026-07-05</w:t>
-      </w:r>
-    </w:p>
-    <w:bookmarkStart w:id="12" w:name="where-we-left-off-lecture-05"/>
+        <w:t xml:space="preserve">2026-08-27</w:t>
+      </w:r>
+    </w:p>
+    <w:bookmarkStart w:id="12" w:name="where-we-left-off-lectures-07-0910"/>
     <w:p>
       <w:pPr>
         <w:pStyle w:val="Heading1"/>
       </w:pPr>
       <w:r>
-        <w:t xml:space="preserve">Where we left off (Lecture 05)</w:t>
+        <w:t xml:space="preserve">Where we left off (Lectures 07, 09–10)</w:t>
       </w:r>
     </w:p>
     <w:p>
@@ -301,7 +301,7 @@
           <w:b/>
           <w:bCs/>
         </w:rPr>
-        <w:t xml:space="preserve">Carried forward (Lecture 04)</w:t>
+        <w:t xml:space="preserve">Carried forward (Lectures 09–10)</w:t>
       </w:r>
       <w:r>
         <w:t xml:space="preserve"> </w:t>
@@ -1396,33 +1396,7 @@
               </w:numPr>
             </w:pPr>
             <w:r>
-              <w:rPr>
-                <w:b/>
-                <w:bCs/>
-              </w:rPr>
-              <w:t xml:space="preserve">Predicting first</w:t>
-            </w:r>
-            <w:r>
-              <w:t xml:space="preserve"> </w:t>
-            </w:r>
-            <w:r>
-              <w:t xml:space="preserve">forces your brain to</w:t>
-            </w:r>
-            <w:r>
-              <w:t xml:space="preserve"> </w:t>
-            </w:r>
-            <w:r>
-              <w:rPr>
-                <w:i/>
-                <w:iCs/>
-              </w:rPr>
-              <w:t xml:space="preserve">retrieve</w:t>
-            </w:r>
-            <w:r>
-              <w:t xml:space="preserve"> </w:t>
-            </w:r>
-            <w:r>
-              <w:t xml:space="preserve">what it knows — the gap between guess and answer is what makes it stick.</w:t>
+              <w:t xml:space="preserve">A guess about the sign of the slope, or the size of R², is a claim you can be proven wrong about — and being wrong is what makes the right answer stick.</w:t>
             </w:r>
           </w:p>
           <w:p>
@@ -1434,17 +1408,34 @@
               </w:numPr>
             </w:pPr>
             <w:r>
+              <w:t xml:space="preserve">Typing</w:t>
+            </w:r>
+            <w:r>
+              <w:t xml:space="preserve"> </w:t>
+            </w:r>
+            <w:r>
               <w:rPr>
-                <w:b/>
-                <w:bCs/>
+                <w:rStyle w:val="VerbatimChar"/>
               </w:rPr>
-              <w:t xml:space="preserve">Typing by hand</w:t>
+              <w:t xml:space="preserve">lm(area_cm2 ~ mass_g, data = paper_df)</w:t>
             </w:r>
             <w:r>
               <w:t xml:space="preserve"> </w:t>
             </w:r>
             <w:r>
-              <w:t xml:space="preserve">builds the finger-memory and error-spotting that copy-paste skips.</w:t>
+              <w:t xml:space="preserve">yourself, instead of pasting it, is what makes you actually notice which variable sits on which side of the</w:t>
+            </w:r>
+            <w:r>
+              <w:t xml:space="preserve"> </w:t>
+            </w:r>
+            <w:r>
+              <w:rPr>
+                <w:rStyle w:val="VerbatimChar"/>
+              </w:rPr>
+              <w:t xml:space="preserve">~</w:t>
+            </w:r>
+            <w:r>
+              <w:t xml:space="preserve">.</w:t>
             </w:r>
           </w:p>
           <w:p>
@@ -1456,17 +1447,7 @@
               </w:numPr>
             </w:pPr>
             <w:r>
-              <w:rPr>
-                <w:b/>
-                <w:bCs/>
-              </w:rPr>
-              <w:t xml:space="preserve">Chunk → immediate practice</w:t>
-            </w:r>
-            <w:r>
-              <w:t xml:space="preserve"> </w:t>
-            </w:r>
-            <w:r>
-              <w:t xml:space="preserve">keeps a new idea in working memory long enough to form a lasting schema.</w:t>
+              <w:t xml:space="preserve">Running each short chunk and then immediately applying it in the activity keeps the idea active in your head instead of letting it go stale between lecture and practice.</w:t>
             </w:r>
           </w:p>
           <w:p/>
@@ -2426,7 +2407,7 @@
           <w:b/>
           <w:bCs/>
         </w:rPr>
-        <w:t xml:space="preserve">Regression vs. our t-test (Lecture 04):</w:t>
+        <w:t xml:space="preserve">Regression vs. our t-test (Lectures 09–10):</w:t>
       </w:r>
     </w:p>
     <w:tbl>
@@ -2770,6 +2751,9 @@
                 </m:e>
               </m:acc>
             </m:oMath>
+            <w:r>
+              <w:t xml:space="preserve">​</w:t>
+            </w:r>
           </w:p>
         </w:tc>
         <w:tc>
@@ -2885,6 +2869,9 @@
                 <m:t>ε</m:t>
               </m:r>
             </m:oMath>
+            <w:r>
+              <w:t xml:space="preserve">​</w:t>
+            </w:r>
           </w:p>
         </w:tc>
         <w:tc>
@@ -3374,13 +3361,14 @@
     </w:p>
     <w:p>
       <w:pPr>
+        <w:pStyle w:val="Compact"/>
         <w:numPr>
           <w:ilvl w:val="1"/>
           <w:numId w:val="1013"/>
         </w:numPr>
       </w:pPr>
       <w:r>
-        <w:t xml:space="preserve">- Makes all deviations</w:t>
+        <w:t xml:space="preserve">Makes all deviations</w:t>
       </w:r>
       <w:r>
         <w:t xml:space="preserve"> </w:t>
@@ -3401,13 +3389,14 @@
     </w:p>
     <w:p>
       <w:pPr>
+        <w:pStyle w:val="Compact"/>
         <w:numPr>
           <w:ilvl w:val="1"/>
           <w:numId w:val="1013"/>
         </w:numPr>
       </w:pPr>
       <w:r>
-        <w:t xml:space="preserve">- Penalizes</w:t>
+        <w:t xml:space="preserve">Penalizes</w:t>
       </w:r>
       <w:r>
         <w:t xml:space="preserve"> </w:t>
@@ -4279,7 +4268,13 @@
               <w:pStyle w:val="Compact"/>
             </w:pPr>
             <w:r>
-              <w:t xml:space="preserve">Residual vs. fitted plot</w:t>
+              <w:rPr>
+                <w:rStyle w:val="VerbatimChar"/>
+              </w:rPr>
+              <w:t xml:space="preserve">plot(model)</w:t>
+            </w:r>
+            <w:r>
+              <w:t xml:space="preserve">, panel 1</w:t>
             </w:r>
           </w:p>
         </w:tc>
@@ -4369,7 +4364,13 @@
               <w:pStyle w:val="Compact"/>
             </w:pPr>
             <w:r>
-              <w:t xml:space="preserve">Residual vs. fitted plot</w:t>
+              <w:rPr>
+                <w:rStyle w:val="VerbatimChar"/>
+              </w:rPr>
+              <w:t xml:space="preserve">plot(model)</w:t>
+            </w:r>
+            <w:r>
+              <w:t xml:space="preserve">, panels 1 &amp; 3</w:t>
             </w:r>
           </w:p>
         </w:tc>
@@ -4414,7 +4415,13 @@
               <w:pStyle w:val="Compact"/>
             </w:pPr>
             <w:r>
-              <w:t xml:space="preserve">QQ plot + Shapiro-Wilk</w:t>
+              <w:rPr>
+                <w:rStyle w:val="VerbatimChar"/>
+              </w:rPr>
+              <w:t xml:space="preserve">plot(model)</w:t>
+            </w:r>
+            <w:r>
+              <w:t xml:space="preserve">, panel 2 + Shapiro-Wilk</w:t>
             </w:r>
           </w:p>
         </w:tc>
@@ -4568,7 +4575,37 @@
               <w:spacing w:after="16"/>
             </w:pPr>
             <w:r>
-              <w:t xml:space="preserve">A well-fitted residual plot looks like a random horizontal cloud of points centered at zero — no curves, no funnel shapes.</w:t>
+              <w:t xml:space="preserve">R builds these diagnostic plots for you the instant you fit a model —</w:t>
+            </w:r>
+            <w:r>
+              <w:t xml:space="preserve"> </w:t>
+            </w:r>
+            <w:r>
+              <w:rPr>
+                <w:rStyle w:val="VerbatimChar"/>
+              </w:rPr>
+              <w:t xml:space="preserve">plot()</w:t>
+            </w:r>
+            <w:r>
+              <w:t xml:space="preserve"> </w:t>
+            </w:r>
+            <w:r>
+              <w:t xml:space="preserve">on any</w:t>
+            </w:r>
+            <w:r>
+              <w:t xml:space="preserve"> </w:t>
+            </w:r>
+            <w:r>
+              <w:rPr>
+                <w:rStyle w:val="VerbatimChar"/>
+              </w:rPr>
+              <w:t xml:space="preserve">lm</w:t>
+            </w:r>
+            <w:r>
+              <w:t xml:space="preserve"> </w:t>
+            </w:r>
+            <w:r>
+              <w:t xml:space="preserve">object gives you all four in one call.</w:t>
             </w:r>
           </w:p>
           <w:p/>
@@ -6595,7 +6632,7 @@
       </w:r>
     </w:p>
     <w:bookmarkEnd w:id="45"/>
-    <w:bookmarkStart w:id="48" w:name="fit-the-model-with-lm---linear-model"/>
+    <w:bookmarkStart w:id="48" w:name="X4c23f285e411e26cf65a7820ba58cd468677bf6"/>
     <w:p>
       <w:pPr>
         <w:pStyle w:val="Heading1"/>
@@ -6610,7 +6647,13 @@
         <w:rPr>
           <w:rStyle w:val="VerbatimChar"/>
         </w:rPr>
-        <w:t xml:space="preserve">lm() - Linear Model</w:t>
+        <w:t xml:space="preserve">lm()</w:t>
+      </w:r>
+      <w:r>
+        <w:t xml:space="preserve"> </w:t>
+      </w:r>
+      <w:r>
+        <w:t xml:space="preserve">— the Linear Model Function</w:t>
       </w:r>
     </w:p>
     <w:tbl>
@@ -8458,7 +8501,7 @@
         <w:t xml:space="preserve"> </w:t>
       </w:r>
       <w:r>
-        <w:t xml:space="preserve">the calibration curve with its CI band, the residuals-vs-fitted plot, and the QQ plot + Shapiro-Wilk on the residuals.</w:t>
+        <w:t xml:space="preserve">the calibration curve with its CI band, and the four base R diagnostic plots + Shapiro-Wilk on the residuals.</w:t>
       </w:r>
     </w:p>
     <w:tbl>
@@ -8580,7 +8623,22 @@
               <w:t xml:space="preserve"> </w:t>
             </w:r>
             <w:r>
-              <w:t xml:space="preserve">(plot the curve; check the residual and QQ/Shapiro assumptions).</w:t>
+              <w:t xml:space="preserve">(plot the curve; check</w:t>
+            </w:r>
+            <w:r>
+              <w:t xml:space="preserve"> </w:t>
+            </w:r>
+            <w:r>
+              <w:rPr>
+                <w:rStyle w:val="VerbatimChar"/>
+              </w:rPr>
+              <w:t xml:space="preserve">plot(model)</w:t>
+            </w:r>
+            <w:r>
+              <w:t xml:space="preserve"> </w:t>
+            </w:r>
+            <w:r>
+              <w:t xml:space="preserve">and Shapiro-Wilk).</w:t>
             </w:r>
           </w:p>
           <w:p/>
@@ -8884,7 +8942,7 @@
         <w:rPr>
           <w:rStyle w:val="StringTok"/>
         </w:rPr>
-        <w:t xml:space="preserve">"steelblue"</w:t>
+        <w:t xml:space="preserve">"darkblue"</w:t>
       </w:r>
       <w:r>
         <w:rPr>
@@ -9435,13 +9493,13 @@
       </w:r>
     </w:p>
     <w:bookmarkEnd w:id="58"/>
-    <w:bookmarkStart w:id="66" w:name="check-assumptions-residual-plot"/>
+    <w:bookmarkStart w:id="64" w:name="Xc2d3af901a7cd00d5d443ac4fb005480737097d"/>
     <w:p>
       <w:pPr>
         <w:pStyle w:val="Heading1"/>
       </w:pPr>
       <w:r>
-        <w:t xml:space="preserve">Check Assumptions — Residual Plot</w:t>
+        <w:t xml:space="preserve">Check Assumptions — the Base R Diagnostic Plots</w:t>
       </w:r>
     </w:p>
     <w:tbl>
@@ -9563,7 +9621,16 @@
               <w:t xml:space="preserve"> </w:t>
             </w:r>
             <w:r>
-              <w:t xml:space="preserve">If the line fits well, what should the residuals-vs-fitted plot look like — a random flat cloud, a curve, or a funnel? Predict, then look.</w:t>
+              <w:rPr>
+                <w:rStyle w:val="VerbatimChar"/>
+              </w:rPr>
+              <w:t xml:space="preserve">plot()</w:t>
+            </w:r>
+            <w:r>
+              <w:t xml:space="preserve"> </w:t>
+            </w:r>
+            <w:r>
+              <w:t xml:space="preserve">on a fitted model gives you four panels at once. One of them is a QQ plot — what do you predict the other three will show?</w:t>
             </w:r>
           </w:p>
           <w:p/>
@@ -9578,507 +9645,85 @@
         <w:rPr>
           <w:rStyle w:val="CommentTok"/>
         </w:rPr>
-        <w:t xml:space="preserve"># mutate() adds new columns to the data frame ----------</w:t>
+        <w:t xml:space="preserve"># plot() on an lm object gives all four diagnostics -----</w:t>
       </w:r>
       <w:r>
         <w:br/>
       </w:r>
       <w:r>
         <w:rPr>
-          <w:rStyle w:val="CommentTok"/>
-        </w:rPr>
-        <w:t xml:space="preserve"># Here we add the model's fitted values and residuals</w:t>
+          <w:rStyle w:val="FunctionTok"/>
+        </w:rPr>
+        <w:t xml:space="preserve">par</w:t>
+      </w:r>
+      <w:r>
+        <w:rPr>
+          <w:rStyle w:val="NormalTok"/>
+        </w:rPr>
+        <w:t xml:space="preserve">(</w:t>
+      </w:r>
+      <w:r>
+        <w:rPr>
+          <w:rStyle w:val="AttributeTok"/>
+        </w:rPr>
+        <w:t xml:space="preserve">mfrow =</w:t>
+      </w:r>
+      <w:r>
+        <w:rPr>
+          <w:rStyle w:val="NormalTok"/>
+        </w:rPr>
+        <w:t xml:space="preserve"> </w:t>
+      </w:r>
+      <w:r>
+        <w:rPr>
+          <w:rStyle w:val="FunctionTok"/>
+        </w:rPr>
+        <w:t xml:space="preserve">c</w:t>
+      </w:r>
+      <w:r>
+        <w:rPr>
+          <w:rStyle w:val="NormalTok"/>
+        </w:rPr>
+        <w:t xml:space="preserve">(</w:t>
+      </w:r>
+      <w:r>
+        <w:rPr>
+          <w:rStyle w:val="DecValTok"/>
+        </w:rPr>
+        <w:t xml:space="preserve">2</w:t>
+      </w:r>
+      <w:r>
+        <w:rPr>
+          <w:rStyle w:val="NormalTok"/>
+        </w:rPr>
+        <w:t xml:space="preserve">, </w:t>
+      </w:r>
+      <w:r>
+        <w:rPr>
+          <w:rStyle w:val="DecValTok"/>
+        </w:rPr>
+        <w:t xml:space="preserve">2</w:t>
+      </w:r>
+      <w:r>
+        <w:rPr>
+          <w:rStyle w:val="NormalTok"/>
+        </w:rPr>
+        <w:t xml:space="preserve">))</w:t>
       </w:r>
       <w:r>
         <w:br/>
       </w:r>
       <w:r>
         <w:rPr>
-          <w:rStyle w:val="CommentTok"/>
-        </w:rPr>
-        <w:t xml:space="preserve"># so we can plot them — recall mutate() from Lecture 03!</w:t>
-      </w:r>
-      <w:r>
-        <w:br/>
-      </w:r>
-      <w:r>
-        <w:rPr>
-          <w:rStyle w:val="NormalTok"/>
-        </w:rPr>
-        <w:t xml:space="preserve">paper_resid_df </w:t>
-      </w:r>
-      <w:r>
-        <w:rPr>
-          <w:rStyle w:val="OtherTok"/>
-        </w:rPr>
-        <w:t xml:space="preserve">&lt;-</w:t>
-      </w:r>
-      <w:r>
-        <w:rPr>
-          <w:rStyle w:val="NormalTok"/>
-        </w:rPr>
-        <w:t xml:space="preserve"> paper_df </w:t>
-      </w:r>
-      <w:r>
-        <w:rPr>
-          <w:rStyle w:val="SpecialCharTok"/>
-        </w:rPr>
-        <w:t xml:space="preserve">%&gt;%</w:t>
-      </w:r>
-      <w:r>
-        <w:br/>
-      </w:r>
-      <w:r>
-        <w:rPr>
-          <w:rStyle w:val="NormalTok"/>
-        </w:rPr>
-        <w:t xml:space="preserve">  </w:t>
-      </w:r>
-      <w:r>
-        <w:rPr>
           <w:rStyle w:val="FunctionTok"/>
         </w:rPr>
-        <w:t xml:space="preserve">mutate</w:t>
-      </w:r>
-      <w:r>
-        <w:rPr>
-          <w:rStyle w:val="NormalTok"/>
-        </w:rPr>
-        <w:t xml:space="preserve">(</w:t>
-      </w:r>
-      <w:r>
-        <w:br/>
-      </w:r>
-      <w:r>
-        <w:rPr>
-          <w:rStyle w:val="NormalTok"/>
-        </w:rPr>
-        <w:t xml:space="preserve">    </w:t>
-      </w:r>
-      <w:r>
-        <w:rPr>
-          <w:rStyle w:val="AttributeTok"/>
-        </w:rPr>
-        <w:t xml:space="preserve">fitted =</w:t>
-      </w:r>
-      <w:r>
-        <w:rPr>
-          <w:rStyle w:val="NormalTok"/>
-        </w:rPr>
-        <w:t xml:space="preserve"> </w:t>
-      </w:r>
-      <w:r>
-        <w:rPr>
-          <w:rStyle w:val="FunctionTok"/>
-        </w:rPr>
-        <w:t xml:space="preserve">fitted</w:t>
-      </w:r>
-      <w:r>
-        <w:rPr>
-          <w:rStyle w:val="NormalTok"/>
-        </w:rPr>
-        <w:t xml:space="preserve">(paper_lm_model),</w:t>
-      </w:r>
-      <w:r>
-        <w:br/>
-      </w:r>
-      <w:r>
-        <w:rPr>
-          <w:rStyle w:val="NormalTok"/>
-        </w:rPr>
-        <w:t xml:space="preserve">    </w:t>
-      </w:r>
-      <w:r>
-        <w:rPr>
-          <w:rStyle w:val="AttributeTok"/>
-        </w:rPr>
-        <w:t xml:space="preserve">residuals =</w:t>
-      </w:r>
-      <w:r>
-        <w:rPr>
-          <w:rStyle w:val="NormalTok"/>
-        </w:rPr>
-        <w:t xml:space="preserve"> </w:t>
-      </w:r>
-      <w:r>
-        <w:rPr>
-          <w:rStyle w:val="FunctionTok"/>
-        </w:rPr>
-        <w:t xml:space="preserve">residuals</w:t>
+        <w:t xml:space="preserve">plot</w:t>
       </w:r>
       <w:r>
         <w:rPr>
           <w:rStyle w:val="NormalTok"/>
         </w:rPr>
         <w:t xml:space="preserve">(paper_lm_model)</w:t>
-      </w:r>
-      <w:r>
-        <w:br/>
-      </w:r>
-      <w:r>
-        <w:rPr>
-          <w:rStyle w:val="NormalTok"/>
-        </w:rPr>
-        <w:t xml:space="preserve">  )</w:t>
-      </w:r>
-    </w:p>
-    <w:p>
-      <w:pPr>
-        <w:pStyle w:val="SourceCode"/>
-      </w:pPr>
-      <w:r>
-        <w:rPr>
-          <w:rStyle w:val="CommentTok"/>
-        </w:rPr>
-        <w:t xml:space="preserve"># Residuals vs Fitted — checks linearity &amp; equal variance</w:t>
-      </w:r>
-      <w:r>
-        <w:br/>
-      </w:r>
-      <w:r>
-        <w:rPr>
-          <w:rStyle w:val="NormalTok"/>
-        </w:rPr>
-        <w:t xml:space="preserve">resid_plot </w:t>
-      </w:r>
-      <w:r>
-        <w:rPr>
-          <w:rStyle w:val="OtherTok"/>
-        </w:rPr>
-        <w:t xml:space="preserve">&lt;-</w:t>
-      </w:r>
-      <w:r>
-        <w:rPr>
-          <w:rStyle w:val="NormalTok"/>
-        </w:rPr>
-        <w:t xml:space="preserve"> paper_resid_df </w:t>
-      </w:r>
-      <w:r>
-        <w:rPr>
-          <w:rStyle w:val="SpecialCharTok"/>
-        </w:rPr>
-        <w:t xml:space="preserve">%&gt;%</w:t>
-      </w:r>
-      <w:r>
-        <w:br/>
-      </w:r>
-      <w:r>
-        <w:rPr>
-          <w:rStyle w:val="NormalTok"/>
-        </w:rPr>
-        <w:t xml:space="preserve">  </w:t>
-      </w:r>
-      <w:r>
-        <w:rPr>
-          <w:rStyle w:val="FunctionTok"/>
-        </w:rPr>
-        <w:t xml:space="preserve">ggplot</w:t>
-      </w:r>
-      <w:r>
-        <w:rPr>
-          <w:rStyle w:val="NormalTok"/>
-        </w:rPr>
-        <w:t xml:space="preserve">(</w:t>
-      </w:r>
-      <w:r>
-        <w:rPr>
-          <w:rStyle w:val="FunctionTok"/>
-        </w:rPr>
-        <w:t xml:space="preserve">aes</w:t>
-      </w:r>
-      <w:r>
-        <w:rPr>
-          <w:rStyle w:val="NormalTok"/>
-        </w:rPr>
-        <w:t xml:space="preserve">(</w:t>
-      </w:r>
-      <w:r>
-        <w:rPr>
-          <w:rStyle w:val="AttributeTok"/>
-        </w:rPr>
-        <w:t xml:space="preserve">x =</w:t>
-      </w:r>
-      <w:r>
-        <w:rPr>
-          <w:rStyle w:val="NormalTok"/>
-        </w:rPr>
-        <w:t xml:space="preserve"> fitted, </w:t>
-      </w:r>
-      <w:r>
-        <w:rPr>
-          <w:rStyle w:val="AttributeTok"/>
-        </w:rPr>
-        <w:t xml:space="preserve">y =</w:t>
-      </w:r>
-      <w:r>
-        <w:rPr>
-          <w:rStyle w:val="NormalTok"/>
-        </w:rPr>
-        <w:t xml:space="preserve"> residuals)) </w:t>
-      </w:r>
-      <w:r>
-        <w:rPr>
-          <w:rStyle w:val="SpecialCharTok"/>
-        </w:rPr>
-        <w:t xml:space="preserve">+</w:t>
-      </w:r>
-      <w:r>
-        <w:br/>
-      </w:r>
-      <w:r>
-        <w:rPr>
-          <w:rStyle w:val="NormalTok"/>
-        </w:rPr>
-        <w:t xml:space="preserve">  </w:t>
-      </w:r>
-      <w:r>
-        <w:rPr>
-          <w:rStyle w:val="FunctionTok"/>
-        </w:rPr>
-        <w:t xml:space="preserve">geom_point</w:t>
-      </w:r>
-      <w:r>
-        <w:rPr>
-          <w:rStyle w:val="NormalTok"/>
-        </w:rPr>
-        <w:t xml:space="preserve">(</w:t>
-      </w:r>
-      <w:r>
-        <w:rPr>
-          <w:rStyle w:val="AttributeTok"/>
-        </w:rPr>
-        <w:t xml:space="preserve">alpha =</w:t>
-      </w:r>
-      <w:r>
-        <w:rPr>
-          <w:rStyle w:val="NormalTok"/>
-        </w:rPr>
-        <w:t xml:space="preserve"> </w:t>
-      </w:r>
-      <w:r>
-        <w:rPr>
-          <w:rStyle w:val="FloatTok"/>
-        </w:rPr>
-        <w:t xml:space="preserve">0.5</w:t>
-      </w:r>
-      <w:r>
-        <w:rPr>
-          <w:rStyle w:val="NormalTok"/>
-        </w:rPr>
-        <w:t xml:space="preserve">) </w:t>
-      </w:r>
-      <w:r>
-        <w:rPr>
-          <w:rStyle w:val="SpecialCharTok"/>
-        </w:rPr>
-        <w:t xml:space="preserve">+</w:t>
-      </w:r>
-      <w:r>
-        <w:br/>
-      </w:r>
-      <w:r>
-        <w:rPr>
-          <w:rStyle w:val="NormalTok"/>
-        </w:rPr>
-        <w:t xml:space="preserve">  </w:t>
-      </w:r>
-      <w:r>
-        <w:rPr>
-          <w:rStyle w:val="FunctionTok"/>
-        </w:rPr>
-        <w:t xml:space="preserve">geom_hline</w:t>
-      </w:r>
-      <w:r>
-        <w:rPr>
-          <w:rStyle w:val="NormalTok"/>
-        </w:rPr>
-        <w:t xml:space="preserve">(</w:t>
-      </w:r>
-      <w:r>
-        <w:rPr>
-          <w:rStyle w:val="AttributeTok"/>
-        </w:rPr>
-        <w:t xml:space="preserve">yintercept =</w:t>
-      </w:r>
-      <w:r>
-        <w:rPr>
-          <w:rStyle w:val="NormalTok"/>
-        </w:rPr>
-        <w:t xml:space="preserve"> </w:t>
-      </w:r>
-      <w:r>
-        <w:rPr>
-          <w:rStyle w:val="DecValTok"/>
-        </w:rPr>
-        <w:t xml:space="preserve">0</w:t>
-      </w:r>
-      <w:r>
-        <w:rPr>
-          <w:rStyle w:val="NormalTok"/>
-        </w:rPr>
-        <w:t xml:space="preserve">, </w:t>
-      </w:r>
-      <w:r>
-        <w:rPr>
-          <w:rStyle w:val="AttributeTok"/>
-        </w:rPr>
-        <w:t xml:space="preserve">linetype =</w:t>
-      </w:r>
-      <w:r>
-        <w:rPr>
-          <w:rStyle w:val="NormalTok"/>
-        </w:rPr>
-        <w:t xml:space="preserve"> </w:t>
-      </w:r>
-      <w:r>
-        <w:rPr>
-          <w:rStyle w:val="StringTok"/>
-        </w:rPr>
-        <w:t xml:space="preserve">"dashed"</w:t>
-      </w:r>
-      <w:r>
-        <w:rPr>
-          <w:rStyle w:val="NormalTok"/>
-        </w:rPr>
-        <w:t xml:space="preserve">, </w:t>
-      </w:r>
-      <w:r>
-        <w:rPr>
-          <w:rStyle w:val="AttributeTok"/>
-        </w:rPr>
-        <w:t xml:space="preserve">color =</w:t>
-      </w:r>
-      <w:r>
-        <w:rPr>
-          <w:rStyle w:val="NormalTok"/>
-        </w:rPr>
-        <w:t xml:space="preserve"> </w:t>
-      </w:r>
-      <w:r>
-        <w:rPr>
-          <w:rStyle w:val="StringTok"/>
-        </w:rPr>
-        <w:t xml:space="preserve">"red"</w:t>
-      </w:r>
-      <w:r>
-        <w:rPr>
-          <w:rStyle w:val="NormalTok"/>
-        </w:rPr>
-        <w:t xml:space="preserve">) </w:t>
-      </w:r>
-      <w:r>
-        <w:rPr>
-          <w:rStyle w:val="SpecialCharTok"/>
-        </w:rPr>
-        <w:t xml:space="preserve">+</w:t>
-      </w:r>
-      <w:r>
-        <w:br/>
-      </w:r>
-      <w:r>
-        <w:rPr>
-          <w:rStyle w:val="NormalTok"/>
-        </w:rPr>
-        <w:t xml:space="preserve">  </w:t>
-      </w:r>
-      <w:r>
-        <w:rPr>
-          <w:rStyle w:val="FunctionTok"/>
-        </w:rPr>
-        <w:t xml:space="preserve">labs</w:t>
-      </w:r>
-      <w:r>
-        <w:rPr>
-          <w:rStyle w:val="NormalTok"/>
-        </w:rPr>
-        <w:t xml:space="preserve">(</w:t>
-      </w:r>
-      <w:r>
-        <w:rPr>
-          <w:rStyle w:val="AttributeTok"/>
-        </w:rPr>
-        <w:t xml:space="preserve">x =</w:t>
-      </w:r>
-      <w:r>
-        <w:rPr>
-          <w:rStyle w:val="NormalTok"/>
-        </w:rPr>
-        <w:t xml:space="preserve"> </w:t>
-      </w:r>
-      <w:r>
-        <w:rPr>
-          <w:rStyle w:val="StringTok"/>
-        </w:rPr>
-        <w:t xml:space="preserve">"Fitted Values (cm²)"</w:t>
-      </w:r>
-      <w:r>
-        <w:rPr>
-          <w:rStyle w:val="NormalTok"/>
-        </w:rPr>
-        <w:t xml:space="preserve">, </w:t>
-      </w:r>
-      <w:r>
-        <w:rPr>
-          <w:rStyle w:val="AttributeTok"/>
-        </w:rPr>
-        <w:t xml:space="preserve">y =</w:t>
-      </w:r>
-      <w:r>
-        <w:rPr>
-          <w:rStyle w:val="NormalTok"/>
-        </w:rPr>
-        <w:t xml:space="preserve"> </w:t>
-      </w:r>
-      <w:r>
-        <w:rPr>
-          <w:rStyle w:val="StringTok"/>
-        </w:rPr>
-        <w:t xml:space="preserve">"Residuals (cm²)"</w:t>
-      </w:r>
-      <w:r>
-        <w:rPr>
-          <w:rStyle w:val="NormalTok"/>
-        </w:rPr>
-        <w:t xml:space="preserve">) </w:t>
-      </w:r>
-      <w:r>
-        <w:rPr>
-          <w:rStyle w:val="SpecialCharTok"/>
-        </w:rPr>
-        <w:t xml:space="preserve">+</w:t>
-      </w:r>
-      <w:r>
-        <w:br/>
-      </w:r>
-      <w:r>
-        <w:rPr>
-          <w:rStyle w:val="NormalTok"/>
-        </w:rPr>
-        <w:t xml:space="preserve">  </w:t>
-      </w:r>
-      <w:r>
-        <w:rPr>
-          <w:rStyle w:val="FunctionTok"/>
-        </w:rPr>
-        <w:t xml:space="preserve">theme_minimal</w:t>
-      </w:r>
-      <w:r>
-        <w:rPr>
-          <w:rStyle w:val="NormalTok"/>
-        </w:rPr>
-        <w:t xml:space="preserve">()</w:t>
-      </w:r>
-      <w:r>
-        <w:br/>
-      </w:r>
-      <w:r>
-        <w:br/>
-      </w:r>
-      <w:r>
-        <w:rPr>
-          <w:rStyle w:val="NormalTok"/>
-        </w:rPr>
-        <w:t xml:space="preserve">resid_plot</w:t>
       </w:r>
     </w:p>
     <w:p>
@@ -10095,7 +9740,7 @@
               <a:graphicData uri="http://schemas.openxmlformats.org/drawingml/2006/picture">
                 <pic:pic>
                   <pic:nvPicPr>
-                    <pic:cNvPr descr="regression_lecture_files/figure-docx/resid-vs-fitted-05-1.png" id="63" name="Picture"/>
+                    <pic:cNvPr descr="regression_lecture_files/figure-docx/diagnostic-plots-05-1.png" id="63" name="Picture"/>
                     <pic:cNvPicPr>
                       <a:picLocks noChangeArrowheads="1" noChangeAspect="1"/>
                     </pic:cNvPicPr>
@@ -10137,6 +9782,244 @@
           <w:b/>
           <w:bCs/>
         </w:rPr>
+        <w:t xml:space="preserve">No extra code needed.</w:t>
+      </w:r>
+      <w:r>
+        <w:t xml:space="preserve"> </w:t>
+      </w:r>
+      <w:r>
+        <w:t xml:space="preserve">Once you have a fitted</w:t>
+      </w:r>
+      <w:r>
+        <w:t xml:space="preserve"> </w:t>
+      </w:r>
+      <w:r>
+        <w:rPr>
+          <w:rStyle w:val="VerbatimChar"/>
+        </w:rPr>
+        <w:t xml:space="preserve">lm</w:t>
+      </w:r>
+      <w:r>
+        <w:t xml:space="preserve"> </w:t>
+      </w:r>
+      <w:r>
+        <w:t xml:space="preserve">object,</w:t>
+      </w:r>
+      <w:r>
+        <w:t xml:space="preserve"> </w:t>
+      </w:r>
+      <w:r>
+        <w:rPr>
+          <w:rStyle w:val="VerbatimChar"/>
+        </w:rPr>
+        <w:t xml:space="preserve">plot()</w:t>
+      </w:r>
+      <w:r>
+        <w:t xml:space="preserve"> </w:t>
+      </w:r>
+      <w:r>
+        <w:t xml:space="preserve">already knows how to diagnose it.</w:t>
+      </w:r>
+    </w:p>
+    <w:tbl>
+      <w:tblPr>
+        <w:tblStyle w:val="Table"/>
+        <w:tblW w:type="auto" w:w="0"/>
+        <w:tblLook w:firstRow="1" w:lastRow="0" w:firstColumn="0" w:lastColumn="0" w:noHBand="0" w:noVBand="0" w:val="0020"/>
+      </w:tblPr>
+      <w:tblGrid>
+        <w:gridCol w:w="2640"/>
+        <w:gridCol w:w="2640"/>
+        <w:gridCol w:w="2640"/>
+      </w:tblGrid>
+      <w:tr>
+        <w:trPr>
+          <w:tblHeader w:val="on"/>
+        </w:trPr>
+        <w:tc>
+          <w:tcPr/>
+          <w:p>
+            <w:pPr>
+              <w:pStyle w:val="Compact"/>
+            </w:pPr>
+            <w:r>
+              <w:t xml:space="preserve">Panel</w:t>
+            </w:r>
+          </w:p>
+        </w:tc>
+        <w:tc>
+          <w:tcPr/>
+          <w:p>
+            <w:pPr>
+              <w:pStyle w:val="Compact"/>
+            </w:pPr>
+            <w:r>
+              <w:t xml:space="preserve">Name</w:t>
+            </w:r>
+          </w:p>
+        </w:tc>
+        <w:tc>
+          <w:tcPr/>
+          <w:p>
+            <w:pPr>
+              <w:pStyle w:val="Compact"/>
+            </w:pPr>
+            <w:r>
+              <w:t xml:space="preserve">Checks</w:t>
+            </w:r>
+          </w:p>
+        </w:tc>
+      </w:tr>
+      <w:tr>
+        <w:tc>
+          <w:tcPr/>
+          <w:p>
+            <w:pPr>
+              <w:pStyle w:val="Compact"/>
+            </w:pPr>
+            <w:r>
+              <w:t xml:space="preserve">1</w:t>
+            </w:r>
+          </w:p>
+        </w:tc>
+        <w:tc>
+          <w:tcPr/>
+          <w:p>
+            <w:pPr>
+              <w:pStyle w:val="Compact"/>
+            </w:pPr>
+            <w:r>
+              <w:t xml:space="preserve">Residuals vs Fitted</w:t>
+            </w:r>
+          </w:p>
+        </w:tc>
+        <w:tc>
+          <w:tcPr/>
+          <w:p>
+            <w:pPr>
+              <w:pStyle w:val="Compact"/>
+            </w:pPr>
+            <w:r>
+              <w:t xml:space="preserve">linearity, equal variance</w:t>
+            </w:r>
+          </w:p>
+        </w:tc>
+      </w:tr>
+      <w:tr>
+        <w:tc>
+          <w:tcPr/>
+          <w:p>
+            <w:pPr>
+              <w:pStyle w:val="Compact"/>
+            </w:pPr>
+            <w:r>
+              <w:t xml:space="preserve">2</w:t>
+            </w:r>
+          </w:p>
+        </w:tc>
+        <w:tc>
+          <w:tcPr/>
+          <w:p>
+            <w:pPr>
+              <w:pStyle w:val="Compact"/>
+            </w:pPr>
+            <w:r>
+              <w:t xml:space="preserve">Normal Q-Q</w:t>
+            </w:r>
+          </w:p>
+        </w:tc>
+        <w:tc>
+          <w:tcPr/>
+          <w:p>
+            <w:pPr>
+              <w:pStyle w:val="Compact"/>
+            </w:pPr>
+            <w:r>
+              <w:t xml:space="preserve">normality of residuals</w:t>
+            </w:r>
+          </w:p>
+        </w:tc>
+      </w:tr>
+      <w:tr>
+        <w:tc>
+          <w:tcPr/>
+          <w:p>
+            <w:pPr>
+              <w:pStyle w:val="Compact"/>
+            </w:pPr>
+            <w:r>
+              <w:t xml:space="preserve">3</w:t>
+            </w:r>
+          </w:p>
+        </w:tc>
+        <w:tc>
+          <w:tcPr/>
+          <w:p>
+            <w:pPr>
+              <w:pStyle w:val="Compact"/>
+            </w:pPr>
+            <w:r>
+              <w:t xml:space="preserve">Scale-Location</w:t>
+            </w:r>
+          </w:p>
+        </w:tc>
+        <w:tc>
+          <w:tcPr/>
+          <w:p>
+            <w:pPr>
+              <w:pStyle w:val="Compact"/>
+            </w:pPr>
+            <w:r>
+              <w:t xml:space="preserve">equal variance (another view)</w:t>
+            </w:r>
+          </w:p>
+        </w:tc>
+      </w:tr>
+      <w:tr>
+        <w:tc>
+          <w:tcPr/>
+          <w:p>
+            <w:pPr>
+              <w:pStyle w:val="Compact"/>
+            </w:pPr>
+            <w:r>
+              <w:t xml:space="preserve">4</w:t>
+            </w:r>
+          </w:p>
+        </w:tc>
+        <w:tc>
+          <w:tcPr/>
+          <w:p>
+            <w:pPr>
+              <w:pStyle w:val="Compact"/>
+            </w:pPr>
+            <w:r>
+              <w:t xml:space="preserve">Residuals vs Leverage</w:t>
+            </w:r>
+          </w:p>
+        </w:tc>
+        <w:tc>
+          <w:tcPr/>
+          <w:p>
+            <w:pPr>
+              <w:pStyle w:val="Compact"/>
+            </w:pPr>
+            <w:r>
+              <w:t xml:space="preserve">influential points</w:t>
+            </w:r>
+          </w:p>
+        </w:tc>
+      </w:tr>
+    </w:tbl>
+    <w:p>
+      <w:pPr>
+        <w:pStyle w:val="BodyText"/>
+      </w:pPr>
+      <w:r>
+        <w:rPr>
+          <w:b/>
+          <w:bCs/>
+        </w:rPr>
         <w:t xml:space="preserve">What to look for:</w:t>
       </w:r>
     </w:p>
@@ -10165,7 +10048,7 @@
         <w:t xml:space="preserve"> </w:t>
       </w:r>
       <w:r>
-        <w:t xml:space="preserve">random cloud of points centered at zero; constant spread across all fitted values</w:t>
+        <w:t xml:space="preserve">panel 1 &amp; 3 show a random flat cloud; panel 2 tracks the dashed line</w:t>
       </w:r>
     </w:p>
     <w:p>
@@ -10193,7 +10076,110 @@
         <w:t xml:space="preserve"> </w:t>
       </w:r>
       <w:r>
-        <w:t xml:space="preserve">- Curved pattern → linearity violated - Fan shape (funnel) → unequal variance</w:t>
+        <w:t xml:space="preserve">a curve or funnel in panel 1, or points curving away at the ends of panel 2</w:t>
+      </w:r>
+    </w:p>
+    <w:p>
+      <w:pPr>
+        <w:pStyle w:val="FirstParagraph"/>
+      </w:pPr>
+      <w:r>
+        <w:t xml:space="preserve">📖 W&amp;S §17.5 p. 557–560 (Figures 17.5-1, 17.5-4)</w:t>
+      </w:r>
+    </w:p>
+    <w:bookmarkEnd w:id="64"/>
+    <w:bookmarkStart w:id="65" w:name="confirming-normality-shapiro-wilk"/>
+    <w:p>
+      <w:pPr>
+        <w:pStyle w:val="Heading1"/>
+      </w:pPr>
+      <w:r>
+        <w:t xml:space="preserve">Confirming Normality — Shapiro-Wilk</w:t>
+      </w:r>
+    </w:p>
+    <w:p>
+      <w:pPr>
+        <w:pStyle w:val="SourceCode"/>
+      </w:pPr>
+      <w:r>
+        <w:rPr>
+          <w:rStyle w:val="CommentTok"/>
+        </w:rPr>
+        <w:t xml:space="preserve"># Shapiro-Wilk test on residuals — NOT on raw data ---</w:t>
+      </w:r>
+      <w:r>
+        <w:br/>
+      </w:r>
+      <w:r>
+        <w:rPr>
+          <w:rStyle w:val="FunctionTok"/>
+        </w:rPr>
+        <w:t xml:space="preserve">shapiro.test</w:t>
+      </w:r>
+      <w:r>
+        <w:rPr>
+          <w:rStyle w:val="NormalTok"/>
+        </w:rPr>
+        <w:t xml:space="preserve">(</w:t>
+      </w:r>
+      <w:r>
+        <w:rPr>
+          <w:rStyle w:val="FunctionTok"/>
+        </w:rPr>
+        <w:t xml:space="preserve">residuals</w:t>
+      </w:r>
+      <w:r>
+        <w:rPr>
+          <w:rStyle w:val="NormalTok"/>
+        </w:rPr>
+        <w:t xml:space="preserve">(paper_lm_model))</w:t>
+      </w:r>
+    </w:p>
+    <w:p>
+      <w:pPr>
+        <w:pStyle w:val="SourceCode"/>
+      </w:pPr>
+      <w:r>
+        <w:br/>
+      </w:r>
+      <w:r>
+        <w:rPr>
+          <w:rStyle w:val="VerbatimChar"/>
+        </w:rPr>
+        <w:t xml:space="preserve">    Shapiro-Wilk normality test</w:t>
+      </w:r>
+      <w:r>
+        <w:br/>
+      </w:r>
+      <w:r>
+        <w:br/>
+      </w:r>
+      <w:r>
+        <w:rPr>
+          <w:rStyle w:val="VerbatimChar"/>
+        </w:rPr>
+        <w:t xml:space="preserve">data:  residuals(paper_lm_model)</w:t>
+      </w:r>
+      <w:r>
+        <w:br/>
+      </w:r>
+      <w:r>
+        <w:rPr>
+          <w:rStyle w:val="VerbatimChar"/>
+        </w:rPr>
+        <w:t xml:space="preserve">W = 0.67735, p-value = 9.425e-15</w:t>
+      </w:r>
+    </w:p>
+    <w:p>
+      <w:pPr>
+        <w:pStyle w:val="FirstParagraph"/>
+      </w:pPr>
+      <w:r>
+        <w:rPr>
+          <w:b/>
+          <w:bCs/>
+        </w:rPr>
+        <w:t xml:space="preserve">Remember:</w:t>
       </w:r>
     </w:p>
     <w:p>
@@ -10201,11 +10187,183 @@
         <w:pStyle w:val="Compact"/>
         <w:numPr>
           <w:ilvl w:val="0"/>
-          <w:numId w:val="1020"/>
+          <w:numId w:val="1021"/>
         </w:numPr>
       </w:pPr>
       <w:r>
-        <w:t xml:space="preserve">📖 W&amp;S §17.5 p. 559 (Figure 17.5-4)</w:t>
+        <w:t xml:space="preserve">The normality assumption is about</w:t>
+      </w:r>
+      <w:r>
+        <w:t xml:space="preserve"> </w:t>
+      </w:r>
+      <w:r>
+        <w:rPr>
+          <w:b/>
+          <w:bCs/>
+        </w:rPr>
+        <w:t xml:space="preserve">residuals</w:t>
+      </w:r>
+      <w:r>
+        <w:t xml:space="preserve">, not raw data</w:t>
+      </w:r>
+    </w:p>
+    <w:p>
+      <w:pPr>
+        <w:pStyle w:val="Compact"/>
+        <w:numPr>
+          <w:ilvl w:val="0"/>
+          <w:numId w:val="1021"/>
+        </w:numPr>
+      </w:pPr>
+      <w:r>
+        <w:t xml:space="preserve">H₀ (Shapiro-Wilk): residuals are normally distributed</w:t>
+      </w:r>
+    </w:p>
+    <w:p>
+      <w:pPr>
+        <w:pStyle w:val="Compact"/>
+        <w:numPr>
+          <w:ilvl w:val="0"/>
+          <w:numId w:val="1021"/>
+        </w:numPr>
+      </w:pPr>
+      <w:r>
+        <w:rPr>
+          <w:i/>
+          <w:iCs/>
+        </w:rPr>
+        <w:t xml:space="preserve">p</w:t>
+      </w:r>
+      <w:r>
+        <w:t xml:space="preserve"> </w:t>
+      </w:r>
+      <w:r>
+        <w:t xml:space="preserve">&gt; 0.05 → proceed with confidence intervals and</w:t>
+      </w:r>
+      <w:r>
+        <w:t xml:space="preserve"> </w:t>
+      </w:r>
+      <w:r>
+        <w:rPr>
+          <w:i/>
+          <w:iCs/>
+        </w:rPr>
+        <w:t xml:space="preserve">p</w:t>
+      </w:r>
+      <w:r>
+        <w:t xml:space="preserve">-values</w:t>
+      </w:r>
+    </w:p>
+    <w:p>
+      <w:pPr>
+        <w:pStyle w:val="Compact"/>
+        <w:numPr>
+          <w:ilvl w:val="0"/>
+          <w:numId w:val="1021"/>
+        </w:numPr>
+      </w:pPr>
+      <w:r>
+        <w:t xml:space="preserve">Use this as a</w:t>
+      </w:r>
+      <w:r>
+        <w:t xml:space="preserve"> </w:t>
+      </w:r>
+      <w:r>
+        <w:rPr>
+          <w:b/>
+          <w:bCs/>
+        </w:rPr>
+        <w:t xml:space="preserve">formal companion</w:t>
+      </w:r>
+      <w:r>
+        <w:t xml:space="preserve"> </w:t>
+      </w:r>
+      <w:r>
+        <w:t xml:space="preserve">to panel 2 of the diagnostic plot — not a replacement for looking at it</w:t>
+      </w:r>
+    </w:p>
+    <w:p>
+      <w:pPr>
+        <w:pStyle w:val="FirstParagraph"/>
+      </w:pPr>
+      <w:r>
+        <w:t xml:space="preserve">📖 W&amp;S §17.5 p. 559</w:t>
+      </w:r>
+    </w:p>
+    <w:bookmarkEnd w:id="65"/>
+    <w:bookmarkStart w:id="66" w:name="pause-do-activity-parts-810-now"/>
+    <w:p>
+      <w:pPr>
+        <w:pStyle w:val="Heading1"/>
+      </w:pPr>
+      <w:r>
+        <w:t xml:space="preserve">🛑 Pause — Do Activity Parts 8–10 Now</w:t>
+      </w:r>
+    </w:p>
+    <w:p>
+      <w:pPr>
+        <w:pStyle w:val="FirstParagraph"/>
+      </w:pPr>
+      <w:r>
+        <w:t xml:space="preserve">Plot the calibration curve, then run</w:t>
+      </w:r>
+      <w:r>
+        <w:t xml:space="preserve"> </w:t>
+      </w:r>
+      <w:r>
+        <w:rPr>
+          <w:rStyle w:val="VerbatimChar"/>
+        </w:rPr>
+        <w:t xml:space="preserve">plot(model)</w:t>
+      </w:r>
+      <w:r>
+        <w:t xml:space="preserve"> </w:t>
+      </w:r>
+      <w:r>
+        <w:t xml:space="preserve">and Shapiro-Wilk on the residuals. Predict each diagnostic before you run it.</w:t>
+      </w:r>
+    </w:p>
+    <w:bookmarkEnd w:id="66"/>
+    <w:bookmarkStart w:id="69" w:name="chunk-4-of-4-predict-report"/>
+    <w:p>
+      <w:pPr>
+        <w:pStyle w:val="Heading1"/>
+      </w:pPr>
+      <w:r>
+        <w:t xml:space="preserve">🧩 Chunk 4 of 4 · Predict &amp; Report</w:t>
+      </w:r>
+    </w:p>
+    <w:p>
+      <w:pPr>
+        <w:pStyle w:val="FirstParagraph"/>
+      </w:pPr>
+      <w:r>
+        <w:rPr>
+          <w:b/>
+          <w:bCs/>
+        </w:rPr>
+        <w:t xml:space="preserve">We will cover:</w:t>
+      </w:r>
+      <w:r>
+        <w:t xml:space="preserve"> </w:t>
+      </w:r>
+      <w:r>
+        <w:t xml:space="preserve">turning a tracing mass into a predicted area,</w:t>
+      </w:r>
+      <w:r>
+        <w:t xml:space="preserve"> </w:t>
+      </w:r>
+      <w:r>
+        <w:rPr>
+          <w:rStyle w:val="VerbatimChar"/>
+        </w:rPr>
+        <w:t xml:space="preserve">predict()</w:t>
+      </w:r>
+      <w:r>
+        <w:t xml:space="preserve"> </w:t>
+      </w:r>
+      <w:r>
+        <w:t xml:space="preserve">with confidence vs prediction intervals, and writing the results paragraph.</w:t>
       </w:r>
     </w:p>
     <w:tbl>
@@ -10238,7 +10396,7 @@
           </w:tcPr>
           <w:p>
             <w:pPr>
-              <w:pStyle w:val="FirstParagraph"/>
+              <w:pStyle w:val="BodyText"/>
             </w:pPr>
             <w:pPr>
               <w:spacing w:before="0" w:after="0"/>
@@ -10249,12 +10407,12 @@
                 <wp:inline>
                   <wp:extent cx="152400" cy="152400"/>
                   <wp:effectExtent b="0" l="0" r="0" t="0"/>
-                  <wp:docPr descr="" title="" id="64" name="Picture"/>
+                  <wp:docPr descr="" title="" id="67" name="Picture"/>
                   <a:graphic>
                     <a:graphicData uri="http://schemas.openxmlformats.org/drawingml/2006/picture">
                       <pic:pic>
                         <pic:nvPicPr>
-                          <pic:cNvPr descr="/Applications/Positron.app/Contents/Resources/app/quarto/share/formats/docx/tip.png" id="65" name="Picture"/>
+                          <pic:cNvPr descr="/Applications/Positron.app/Contents/Resources/app/quarto/share/formats/docx/tip.png" id="68" name="Picture"/>
                           <pic:cNvPicPr>
                             <a:picLocks noChangeArrowheads="1" noChangeAspect="1"/>
                           </pic:cNvPicPr>
@@ -10317,758 +10475,6 @@
               <w:spacing w:before="16" w:after="16"/>
             </w:pPr>
             <w:r>
-              <w:t xml:space="preserve">The residual plot is the most important diagnostic. Always check it before interpreting your results.</w:t>
-            </w:r>
-          </w:p>
-          <w:p/>
-        </w:tc>
-      </w:tr>
-    </w:tbl>
-    <w:bookmarkEnd w:id="66"/>
-    <w:bookmarkStart w:id="70" w:name="Xc99e88206e77ad3335a7b24a778fe62fc0ad67e"/>
-    <w:p>
-      <w:pPr>
-        <w:pStyle w:val="Heading1"/>
-      </w:pPr>
-      <w:r>
-        <w:t xml:space="preserve">Check Assumptions — QQ Plot and Shapiro-Wilk</w:t>
-      </w:r>
-    </w:p>
-    <w:p>
-      <w:pPr>
-        <w:pStyle w:val="SourceCode"/>
-      </w:pPr>
-      <w:r>
-        <w:rPr>
-          <w:rStyle w:val="CommentTok"/>
-        </w:rPr>
-        <w:t xml:space="preserve"># QQ plot of residuals — checks normality assumption --</w:t>
-      </w:r>
-      <w:r>
-        <w:br/>
-      </w:r>
-      <w:r>
-        <w:rPr>
-          <w:rStyle w:val="NormalTok"/>
-        </w:rPr>
-        <w:t xml:space="preserve">qq_resid_plot </w:t>
-      </w:r>
-      <w:r>
-        <w:rPr>
-          <w:rStyle w:val="OtherTok"/>
-        </w:rPr>
-        <w:t xml:space="preserve">&lt;-</w:t>
-      </w:r>
-      <w:r>
-        <w:rPr>
-          <w:rStyle w:val="NormalTok"/>
-        </w:rPr>
-        <w:t xml:space="preserve"> paper_resid_df </w:t>
-      </w:r>
-      <w:r>
-        <w:rPr>
-          <w:rStyle w:val="SpecialCharTok"/>
-        </w:rPr>
-        <w:t xml:space="preserve">%&gt;%</w:t>
-      </w:r>
-      <w:r>
-        <w:br/>
-      </w:r>
-      <w:r>
-        <w:rPr>
-          <w:rStyle w:val="NormalTok"/>
-        </w:rPr>
-        <w:t xml:space="preserve">  </w:t>
-      </w:r>
-      <w:r>
-        <w:rPr>
-          <w:rStyle w:val="FunctionTok"/>
-        </w:rPr>
-        <w:t xml:space="preserve">ggplot</w:t>
-      </w:r>
-      <w:r>
-        <w:rPr>
-          <w:rStyle w:val="NormalTok"/>
-        </w:rPr>
-        <w:t xml:space="preserve">(</w:t>
-      </w:r>
-      <w:r>
-        <w:rPr>
-          <w:rStyle w:val="FunctionTok"/>
-        </w:rPr>
-        <w:t xml:space="preserve">aes</w:t>
-      </w:r>
-      <w:r>
-        <w:rPr>
-          <w:rStyle w:val="NormalTok"/>
-        </w:rPr>
-        <w:t xml:space="preserve">(</w:t>
-      </w:r>
-      <w:r>
-        <w:rPr>
-          <w:rStyle w:val="AttributeTok"/>
-        </w:rPr>
-        <w:t xml:space="preserve">sample =</w:t>
-      </w:r>
-      <w:r>
-        <w:rPr>
-          <w:rStyle w:val="NormalTok"/>
-        </w:rPr>
-        <w:t xml:space="preserve"> residuals)) </w:t>
-      </w:r>
-      <w:r>
-        <w:rPr>
-          <w:rStyle w:val="SpecialCharTok"/>
-        </w:rPr>
-        <w:t xml:space="preserve">+</w:t>
-      </w:r>
-      <w:r>
-        <w:br/>
-      </w:r>
-      <w:r>
-        <w:rPr>
-          <w:rStyle w:val="NormalTok"/>
-        </w:rPr>
-        <w:t xml:space="preserve">  </w:t>
-      </w:r>
-      <w:r>
-        <w:rPr>
-          <w:rStyle w:val="FunctionTok"/>
-        </w:rPr>
-        <w:t xml:space="preserve">stat_qq</w:t>
-      </w:r>
-      <w:r>
-        <w:rPr>
-          <w:rStyle w:val="NormalTok"/>
-        </w:rPr>
-        <w:t xml:space="preserve">() </w:t>
-      </w:r>
-      <w:r>
-        <w:rPr>
-          <w:rStyle w:val="SpecialCharTok"/>
-        </w:rPr>
-        <w:t xml:space="preserve">+</w:t>
-      </w:r>
-      <w:r>
-        <w:br/>
-      </w:r>
-      <w:r>
-        <w:rPr>
-          <w:rStyle w:val="NormalTok"/>
-        </w:rPr>
-        <w:t xml:space="preserve">  </w:t>
-      </w:r>
-      <w:r>
-        <w:rPr>
-          <w:rStyle w:val="FunctionTok"/>
-        </w:rPr>
-        <w:t xml:space="preserve">stat_qq_line</w:t>
-      </w:r>
-      <w:r>
-        <w:rPr>
-          <w:rStyle w:val="NormalTok"/>
-        </w:rPr>
-        <w:t xml:space="preserve">(</w:t>
-      </w:r>
-      <w:r>
-        <w:rPr>
-          <w:rStyle w:val="AttributeTok"/>
-        </w:rPr>
-        <w:t xml:space="preserve">color =</w:t>
-      </w:r>
-      <w:r>
-        <w:rPr>
-          <w:rStyle w:val="NormalTok"/>
-        </w:rPr>
-        <w:t xml:space="preserve"> </w:t>
-      </w:r>
-      <w:r>
-        <w:rPr>
-          <w:rStyle w:val="StringTok"/>
-        </w:rPr>
-        <w:t xml:space="preserve">"red"</w:t>
-      </w:r>
-      <w:r>
-        <w:rPr>
-          <w:rStyle w:val="NormalTok"/>
-        </w:rPr>
-        <w:t xml:space="preserve">, </w:t>
-      </w:r>
-      <w:r>
-        <w:rPr>
-          <w:rStyle w:val="AttributeTok"/>
-        </w:rPr>
-        <w:t xml:space="preserve">linewidth =</w:t>
-      </w:r>
-      <w:r>
-        <w:rPr>
-          <w:rStyle w:val="NormalTok"/>
-        </w:rPr>
-        <w:t xml:space="preserve"> </w:t>
-      </w:r>
-      <w:r>
-        <w:rPr>
-          <w:rStyle w:val="FloatTok"/>
-        </w:rPr>
-        <w:t xml:space="preserve">0.8</w:t>
-      </w:r>
-      <w:r>
-        <w:rPr>
-          <w:rStyle w:val="NormalTok"/>
-        </w:rPr>
-        <w:t xml:space="preserve">) </w:t>
-      </w:r>
-      <w:r>
-        <w:rPr>
-          <w:rStyle w:val="SpecialCharTok"/>
-        </w:rPr>
-        <w:t xml:space="preserve">+</w:t>
-      </w:r>
-      <w:r>
-        <w:br/>
-      </w:r>
-      <w:r>
-        <w:rPr>
-          <w:rStyle w:val="NormalTok"/>
-        </w:rPr>
-        <w:t xml:space="preserve">  </w:t>
-      </w:r>
-      <w:r>
-        <w:rPr>
-          <w:rStyle w:val="FunctionTok"/>
-        </w:rPr>
-        <w:t xml:space="preserve">labs</w:t>
-      </w:r>
-      <w:r>
-        <w:rPr>
-          <w:rStyle w:val="NormalTok"/>
-        </w:rPr>
-        <w:t xml:space="preserve">(</w:t>
-      </w:r>
-      <w:r>
-        <w:br/>
-      </w:r>
-      <w:r>
-        <w:rPr>
-          <w:rStyle w:val="NormalTok"/>
-        </w:rPr>
-        <w:t xml:space="preserve">    </w:t>
-      </w:r>
-      <w:r>
-        <w:rPr>
-          <w:rStyle w:val="AttributeTok"/>
-        </w:rPr>
-        <w:t xml:space="preserve">title =</w:t>
-      </w:r>
-      <w:r>
-        <w:rPr>
-          <w:rStyle w:val="NormalTok"/>
-        </w:rPr>
-        <w:t xml:space="preserve"> </w:t>
-      </w:r>
-      <w:r>
-        <w:rPr>
-          <w:rStyle w:val="StringTok"/>
-        </w:rPr>
-        <w:t xml:space="preserve">"Normal QQ Plot of Residuals"</w:t>
-      </w:r>
-      <w:r>
-        <w:rPr>
-          <w:rStyle w:val="NormalTok"/>
-        </w:rPr>
-        <w:t xml:space="preserve">,</w:t>
-      </w:r>
-      <w:r>
-        <w:br/>
-      </w:r>
-      <w:r>
-        <w:rPr>
-          <w:rStyle w:val="NormalTok"/>
-        </w:rPr>
-        <w:t xml:space="preserve">    </w:t>
-      </w:r>
-      <w:r>
-        <w:rPr>
-          <w:rStyle w:val="AttributeTok"/>
-        </w:rPr>
-        <w:t xml:space="preserve">x =</w:t>
-      </w:r>
-      <w:r>
-        <w:rPr>
-          <w:rStyle w:val="NormalTok"/>
-        </w:rPr>
-        <w:t xml:space="preserve"> </w:t>
-      </w:r>
-      <w:r>
-        <w:rPr>
-          <w:rStyle w:val="StringTok"/>
-        </w:rPr>
-        <w:t xml:space="preserve">"Theoretical Quantiles"</w:t>
-      </w:r>
-      <w:r>
-        <w:rPr>
-          <w:rStyle w:val="NormalTok"/>
-        </w:rPr>
-        <w:t xml:space="preserve">,</w:t>
-      </w:r>
-      <w:r>
-        <w:br/>
-      </w:r>
-      <w:r>
-        <w:rPr>
-          <w:rStyle w:val="NormalTok"/>
-        </w:rPr>
-        <w:t xml:space="preserve">    </w:t>
-      </w:r>
-      <w:r>
-        <w:rPr>
-          <w:rStyle w:val="AttributeTok"/>
-        </w:rPr>
-        <w:t xml:space="preserve">y =</w:t>
-      </w:r>
-      <w:r>
-        <w:rPr>
-          <w:rStyle w:val="NormalTok"/>
-        </w:rPr>
-        <w:t xml:space="preserve"> </w:t>
-      </w:r>
-      <w:r>
-        <w:rPr>
-          <w:rStyle w:val="StringTok"/>
-        </w:rPr>
-        <w:t xml:space="preserve">"Sample Quantiles (residuals)"</w:t>
-      </w:r>
-      <w:r>
-        <w:br/>
-      </w:r>
-      <w:r>
-        <w:rPr>
-          <w:rStyle w:val="NormalTok"/>
-        </w:rPr>
-        <w:t xml:space="preserve">  ) </w:t>
-      </w:r>
-      <w:r>
-        <w:rPr>
-          <w:rStyle w:val="SpecialCharTok"/>
-        </w:rPr>
-        <w:t xml:space="preserve">+</w:t>
-      </w:r>
-      <w:r>
-        <w:br/>
-      </w:r>
-      <w:r>
-        <w:rPr>
-          <w:rStyle w:val="NormalTok"/>
-        </w:rPr>
-        <w:t xml:space="preserve">  </w:t>
-      </w:r>
-      <w:r>
-        <w:rPr>
-          <w:rStyle w:val="FunctionTok"/>
-        </w:rPr>
-        <w:t xml:space="preserve">theme_minimal</w:t>
-      </w:r>
-      <w:r>
-        <w:rPr>
-          <w:rStyle w:val="NormalTok"/>
-        </w:rPr>
-        <w:t xml:space="preserve">()</w:t>
-      </w:r>
-      <w:r>
-        <w:br/>
-      </w:r>
-      <w:r>
-        <w:br/>
-      </w:r>
-      <w:r>
-        <w:rPr>
-          <w:rStyle w:val="NormalTok"/>
-        </w:rPr>
-        <w:t xml:space="preserve">qq_resid_plot</w:t>
-      </w:r>
-    </w:p>
-    <w:p>
-      <w:pPr>
-        <w:pStyle w:val="FirstParagraph"/>
-      </w:pPr>
-      <w:r>
-        <w:drawing>
-          <wp:inline>
-            <wp:extent cx="5943600" cy="5943600"/>
-            <wp:effectExtent b="0" l="0" r="0" t="0"/>
-            <wp:docPr descr="" title="" id="68" name="Picture"/>
-            <a:graphic>
-              <a:graphicData uri="http://schemas.openxmlformats.org/drawingml/2006/picture">
-                <pic:pic>
-                  <pic:nvPicPr>
-                    <pic:cNvPr descr="regression_lecture_files/figure-docx/qq-resid-05-1.png" id="69" name="Picture"/>
-                    <pic:cNvPicPr>
-                      <a:picLocks noChangeArrowheads="1" noChangeAspect="1"/>
-                    </pic:cNvPicPr>
-                  </pic:nvPicPr>
-                  <pic:blipFill>
-                    <a:blip r:embed="rId67"/>
-                    <a:stretch>
-                      <a:fillRect/>
-                    </a:stretch>
-                  </pic:blipFill>
-                  <pic:spPr bwMode="auto">
-                    <a:xfrm>
-                      <a:off x="0" y="0"/>
-                      <a:ext cx="5943600" cy="5943600"/>
-                    </a:xfrm>
-                    <a:prstGeom prst="rect">
-                      <a:avLst/>
-                    </a:prstGeom>
-                    <a:noFill/>
-                    <a:ln w="9525">
-                      <a:noFill/>
-                      <a:headEnd/>
-                      <a:tailEnd/>
-                    </a:ln>
-                  </pic:spPr>
-                </pic:pic>
-              </a:graphicData>
-            </a:graphic>
-          </wp:inline>
-        </w:drawing>
-      </w:r>
-    </w:p>
-    <w:p>
-      <w:pPr>
-        <w:pStyle w:val="SourceCode"/>
-      </w:pPr>
-      <w:r>
-        <w:rPr>
-          <w:rStyle w:val="CommentTok"/>
-        </w:rPr>
-        <w:t xml:space="preserve"># Shapiro-Wilk test on residuals — NOT on raw data ---</w:t>
-      </w:r>
-      <w:r>
-        <w:br/>
-      </w:r>
-      <w:r>
-        <w:rPr>
-          <w:rStyle w:val="FunctionTok"/>
-        </w:rPr>
-        <w:t xml:space="preserve">shapiro.test</w:t>
-      </w:r>
-      <w:r>
-        <w:rPr>
-          <w:rStyle w:val="NormalTok"/>
-        </w:rPr>
-        <w:t xml:space="preserve">(</w:t>
-      </w:r>
-      <w:r>
-        <w:rPr>
-          <w:rStyle w:val="FunctionTok"/>
-        </w:rPr>
-        <w:t xml:space="preserve">residuals</w:t>
-      </w:r>
-      <w:r>
-        <w:rPr>
-          <w:rStyle w:val="NormalTok"/>
-        </w:rPr>
-        <w:t xml:space="preserve">(paper_lm_model))</w:t>
-      </w:r>
-    </w:p>
-    <w:p>
-      <w:pPr>
-        <w:pStyle w:val="SourceCode"/>
-      </w:pPr>
-      <w:r>
-        <w:br/>
-      </w:r>
-      <w:r>
-        <w:rPr>
-          <w:rStyle w:val="VerbatimChar"/>
-        </w:rPr>
-        <w:t xml:space="preserve">    Shapiro-Wilk normality test</w:t>
-      </w:r>
-      <w:r>
-        <w:br/>
-      </w:r>
-      <w:r>
-        <w:br/>
-      </w:r>
-      <w:r>
-        <w:rPr>
-          <w:rStyle w:val="VerbatimChar"/>
-        </w:rPr>
-        <w:t xml:space="preserve">data:  residuals(paper_lm_model)</w:t>
-      </w:r>
-      <w:r>
-        <w:br/>
-      </w:r>
-      <w:r>
-        <w:rPr>
-          <w:rStyle w:val="VerbatimChar"/>
-        </w:rPr>
-        <w:t xml:space="preserve">W = 0.67735, p-value = 9.425e-15</w:t>
-      </w:r>
-    </w:p>
-    <w:p>
-      <w:pPr>
-        <w:pStyle w:val="FirstParagraph"/>
-      </w:pPr>
-      <w:r>
-        <w:rPr>
-          <w:b/>
-          <w:bCs/>
-        </w:rPr>
-        <w:t xml:space="preserve">Remember:</w:t>
-      </w:r>
-    </w:p>
-    <w:p>
-      <w:pPr>
-        <w:pStyle w:val="Compact"/>
-        <w:numPr>
-          <w:ilvl w:val="0"/>
-          <w:numId w:val="1021"/>
-        </w:numPr>
-      </w:pPr>
-      <w:r>
-        <w:t xml:space="preserve">The normality assumption is about</w:t>
-      </w:r>
-      <w:r>
-        <w:t xml:space="preserve"> </w:t>
-      </w:r>
-      <w:r>
-        <w:rPr>
-          <w:b/>
-          <w:bCs/>
-        </w:rPr>
-        <w:t xml:space="preserve">residuals</w:t>
-      </w:r>
-      <w:r>
-        <w:t xml:space="preserve">, not raw data</w:t>
-      </w:r>
-    </w:p>
-    <w:p>
-      <w:pPr>
-        <w:pStyle w:val="Compact"/>
-        <w:numPr>
-          <w:ilvl w:val="0"/>
-          <w:numId w:val="1021"/>
-        </w:numPr>
-      </w:pPr>
-      <w:r>
-        <w:t xml:space="preserve">H₀ (Shapiro-Wilk): residuals are normally distributed</w:t>
-      </w:r>
-    </w:p>
-    <w:p>
-      <w:pPr>
-        <w:pStyle w:val="Compact"/>
-        <w:numPr>
-          <w:ilvl w:val="0"/>
-          <w:numId w:val="1021"/>
-        </w:numPr>
-      </w:pPr>
-      <w:r>
-        <w:rPr>
-          <w:i/>
-          <w:iCs/>
-        </w:rPr>
-        <w:t xml:space="preserve">p</w:t>
-      </w:r>
-      <w:r>
-        <w:t xml:space="preserve"> </w:t>
-      </w:r>
-      <w:r>
-        <w:t xml:space="preserve">&gt; 0.05 → proceed with confidence intervals and</w:t>
-      </w:r>
-      <w:r>
-        <w:t xml:space="preserve"> </w:t>
-      </w:r>
-      <w:r>
-        <w:rPr>
-          <w:i/>
-          <w:iCs/>
-        </w:rPr>
-        <w:t xml:space="preserve">p</w:t>
-      </w:r>
-      <w:r>
-        <w:t xml:space="preserve">-values</w:t>
-      </w:r>
-    </w:p>
-    <w:p>
-      <w:pPr>
-        <w:pStyle w:val="FirstParagraph"/>
-      </w:pPr>
-      <w:r>
-        <w:t xml:space="preserve">📖 W&amp;S §17.5 p. 559</w:t>
-      </w:r>
-    </w:p>
-    <w:bookmarkEnd w:id="70"/>
-    <w:bookmarkStart w:id="71" w:name="pause-do-activity-parts-810-now"/>
-    <w:p>
-      <w:pPr>
-        <w:pStyle w:val="Heading1"/>
-      </w:pPr>
-      <w:r>
-        <w:t xml:space="preserve">🛑 Pause — Do Activity Parts 8–10 Now</w:t>
-      </w:r>
-    </w:p>
-    <w:p>
-      <w:pPr>
-        <w:pStyle w:val="FirstParagraph"/>
-      </w:pPr>
-      <w:r>
-        <w:t xml:space="preserve">Plot the calibration curve, then check the residual plot and the QQ/Shapiro test on the residuals. Predict each diagnostic before you run it.</w:t>
-      </w:r>
-    </w:p>
-    <w:bookmarkEnd w:id="71"/>
-    <w:bookmarkStart w:id="74" w:name="chunk-4-of-4-predict-report"/>
-    <w:p>
-      <w:pPr>
-        <w:pStyle w:val="Heading1"/>
-      </w:pPr>
-      <w:r>
-        <w:t xml:space="preserve">🧩 Chunk 4 of 4 · Predict &amp; Report</w:t>
-      </w:r>
-    </w:p>
-    <w:p>
-      <w:pPr>
-        <w:pStyle w:val="FirstParagraph"/>
-      </w:pPr>
-      <w:r>
-        <w:rPr>
-          <w:b/>
-          <w:bCs/>
-        </w:rPr>
-        <w:t xml:space="preserve">We will cover:</w:t>
-      </w:r>
-      <w:r>
-        <w:t xml:space="preserve"> </w:t>
-      </w:r>
-      <w:r>
-        <w:t xml:space="preserve">turning a tracing mass into a predicted area,</w:t>
-      </w:r>
-      <w:r>
-        <w:t xml:space="preserve"> </w:t>
-      </w:r>
-      <w:r>
-        <w:rPr>
-          <w:rStyle w:val="VerbatimChar"/>
-        </w:rPr>
-        <w:t xml:space="preserve">predict()</w:t>
-      </w:r>
-      <w:r>
-        <w:t xml:space="preserve"> </w:t>
-      </w:r>
-      <w:r>
-        <w:t xml:space="preserve">with confidence vs prediction intervals, and writing the results paragraph.</w:t>
-      </w:r>
-    </w:p>
-    <w:tbl>
-      <w:tblPr>
-        <w:tblStyle w:val="Table"/>
-        <w:tblLook w:firstRow="0" w:lastRow="0" w:firstColumn="0" w:lastColumn="0" w:noHBand="0" w:noVBand="0" w:val="0000"/>
-        <w:tblBorders>
-          <w:top w:val="single" w:sz="4" w:space="0" w:color="00A047"/>
-          <w:left w:val="single" w:sz="24" w:space="0" w:color="00A047"/>
-          <w:bottom w:val="single" w:sz="4" w:space="0" w:color="00A047"/>
-          <w:right w:val="single" w:sz="4" w:space="0" w:color="00A047"/>
-        </w:tblBorders>
-        <w:tblCellMar>
-          <w:left w:w="144" w:type="dxa"/>
-          <w:right w:w="144" w:type="dxa"/>
-        </w:tblCellMar>
-        <w:tblLook w:firstRow="0" w:lastRow="0" w:firstColumn="0" w:lastColumn="0" w:noHBand="0" w:noVBand="0" w:val="0000"/>
-      </w:tblPr>
-      <w:tr>
-        <w:trPr>
-          <w:cantSplit/>
-        </w:trPr>
-        <w:tc>
-          <w:tcPr>
-            <w:shd w:color="auto" w:fill="ccf1e3" w:val="clear"/>
-            <w:tcMar>
-              <w:top w:w="92" w:type="dxa"/>
-              <w:bottom w:w="92" w:type="dxa"/>
-            </w:tcMar>
-          </w:tcPr>
-          <w:p>
-            <w:pPr>
-              <w:pStyle w:val="BodyText"/>
-            </w:pPr>
-            <w:pPr>
-              <w:spacing w:before="0" w:after="0"/>
-              <w:textAlignment w:val="center"/>
-            </w:pPr>
-            <w:r>
-              <w:drawing>
-                <wp:inline>
-                  <wp:extent cx="152400" cy="152400"/>
-                  <wp:effectExtent b="0" l="0" r="0" t="0"/>
-                  <wp:docPr descr="" title="" id="72" name="Picture"/>
-                  <a:graphic>
-                    <a:graphicData uri="http://schemas.openxmlformats.org/drawingml/2006/picture">
-                      <pic:pic>
-                        <pic:nvPicPr>
-                          <pic:cNvPr descr="/Applications/Positron.app/Contents/Resources/app/quarto/share/formats/docx/tip.png" id="73" name="Picture"/>
-                          <pic:cNvPicPr>
-                            <a:picLocks noChangeArrowheads="1" noChangeAspect="1"/>
-                          </pic:cNvPicPr>
-                        </pic:nvPicPr>
-                        <pic:blipFill>
-                          <a:blip r:embed="rId13"/>
-                          <a:stretch>
-                            <a:fillRect/>
-                          </a:stretch>
-                        </pic:blipFill>
-                        <pic:spPr bwMode="auto">
-                          <a:xfrm>
-                            <a:off x="0" y="0"/>
-                            <a:ext cx="152400" cy="152400"/>
-                          </a:xfrm>
-                          <a:prstGeom prst="rect">
-                            <a:avLst/>
-                          </a:prstGeom>
-                          <a:noFill/>
-                          <a:ln w="9525">
-                            <a:noFill/>
-                            <a:headEnd/>
-                            <a:tailEnd/>
-                          </a:ln>
-                        </pic:spPr>
-                      </pic:pic>
-                    </a:graphicData>
-                  </a:graphic>
-                </wp:inline>
-              </w:drawing>
-            </w:r>
-            <w:r>
-              <w:t xml:space="preserve"> </w:t>
-            </w:r>
-            <w:r>
-              <w:t xml:space="preserve"> </w:t>
-            </w:r>
-            <w:r>
-              <w:t xml:space="preserve">Tip</w:t>
-            </w:r>
-          </w:p>
-        </w:tc>
-      </w:tr>
-      <w:tr>
-        <w:trPr>
-          <w:cantSplit/>
-        </w:trPr>
-        <w:tc>
-          <w:tcPr>
-            <w:tcMar>
-              <w:top w:w="108" w:type="dxa"/>
-              <w:bottom w:w="108" w:type="dxa"/>
-            </w:tcMar>
-          </w:tcPr>
-          <w:p>
-            <w:pPr>
-              <w:pStyle w:val="BodyText"/>
-            </w:pPr>
-            <w:pPr>
-              <w:spacing w:before="16" w:after="16"/>
-            </w:pPr>
-            <w:r>
               <w:rPr>
                 <w:b/>
                 <w:bCs/>
@@ -11086,8 +10492,8 @@
         </w:tc>
       </w:tr>
     </w:tbl>
-    <w:bookmarkEnd w:id="74"/>
-    <w:bookmarkStart w:id="77" w:name="predict-leaf-area-from-tracing-mass"/>
+    <w:bookmarkEnd w:id="69"/>
+    <w:bookmarkStart w:id="72" w:name="predict-leaf-area-from-tracing-mass"/>
     <w:p>
       <w:pPr>
         <w:pStyle w:val="Heading1"/>
@@ -11137,12 +10543,12 @@
                 <wp:inline>
                   <wp:extent cx="152400" cy="152400"/>
                   <wp:effectExtent b="0" l="0" r="0" t="0"/>
-                  <wp:docPr descr="" title="" id="75" name="Picture"/>
+                  <wp:docPr descr="" title="" id="70" name="Picture"/>
                   <a:graphic>
                     <a:graphicData uri="http://schemas.openxmlformats.org/drawingml/2006/picture">
                       <pic:pic>
                         <pic:nvPicPr>
-                          <pic:cNvPr descr="/Applications/Positron.app/Contents/Resources/app/quarto/share/formats/docx/note.png" id="76" name="Picture"/>
+                          <pic:cNvPr descr="/Applications/Positron.app/Contents/Resources/app/quarto/share/formats/docx/note.png" id="71" name="Picture"/>
                           <pic:cNvPicPr>
                             <a:picLocks noChangeArrowheads="1" noChangeAspect="1"/>
                           </pic:cNvPicPr>
@@ -11907,11 +11313,11 @@
         <w:pStyle w:val="BodyText"/>
       </w:pPr>
       <w:r>
-        <w:t xml:space="preserve">This matches our observation from Lecture 03 — shady leaves are larger!</w:t>
-      </w:r>
-    </w:p>
-    <w:bookmarkEnd w:id="77"/>
-    <w:bookmarkStart w:id="80" w:name="live-demo-watch-it-break-on-purpose"/>
+        <w:t xml:space="preserve">This matches our confirmed result from Lectures 09–10 — shady leaves are significantly heavier and, now, larger in area too!</w:t>
+      </w:r>
+    </w:p>
+    <w:bookmarkEnd w:id="72"/>
+    <w:bookmarkStart w:id="75" w:name="live-demo-watch-it-break-on-purpose"/>
     <w:p>
       <w:pPr>
         <w:pStyle w:val="Heading1"/>
@@ -12211,12 +11617,12 @@
                 <wp:inline>
                   <wp:extent cx="152400" cy="152400"/>
                   <wp:effectExtent b="0" l="0" r="0" t="0"/>
-                  <wp:docPr descr="" title="" id="78" name="Picture"/>
+                  <wp:docPr descr="" title="" id="73" name="Picture"/>
                   <a:graphic>
                     <a:graphicData uri="http://schemas.openxmlformats.org/drawingml/2006/picture">
                       <pic:pic>
                         <pic:nvPicPr>
-                          <pic:cNvPr descr="/Applications/Positron.app/Contents/Resources/app/quarto/share/formats/docx/tip.png" id="79" name="Picture"/>
+                          <pic:cNvPr descr="/Applications/Positron.app/Contents/Resources/app/quarto/share/formats/docx/tip.png" id="74" name="Picture"/>
                           <pic:cNvPicPr>
                             <a:picLocks noChangeArrowheads="1" noChangeAspect="1"/>
                           </pic:cNvPicPr>
@@ -12384,8 +11790,8 @@
         </w:tc>
       </w:tr>
     </w:tbl>
-    <w:bookmarkEnd w:id="80"/>
-    <w:bookmarkStart w:id="81" w:name="using-predict-with-prediction-intervals"/>
+    <w:bookmarkEnd w:id="75"/>
+    <w:bookmarkStart w:id="76" w:name="using-predict-with-prediction-intervals"/>
     <w:p>
       <w:pPr>
         <w:pStyle w:val="Heading1"/>
@@ -12966,8 +12372,8 @@
         <w:t xml:space="preserve">📖 W&amp;S §17.2 pp. 548–550</w:t>
       </w:r>
     </w:p>
-    <w:bookmarkEnd w:id="81"/>
-    <w:bookmarkStart w:id="82" w:name="how-to-report-regression-results"/>
+    <w:bookmarkEnd w:id="76"/>
+    <w:bookmarkStart w:id="77" w:name="how-to-report-regression-results"/>
     <w:p>
       <w:pPr>
         <w:pStyle w:val="Heading1"/>
@@ -13995,94 +13401,6 @@
           <w:bCs/>
         </w:rPr>
         <w:t xml:space="preserve">Always include:</w:t>
-      </w:r>
-      <w:r>
-        <w:t xml:space="preserve"> </w:t>
-      </w:r>
-      <w:r>
-        <w:t xml:space="preserve">- F-statistic and both df -</w:t>
-      </w:r>
-      <w:r>
-        <w:t xml:space="preserve"> </w:t>
-      </w:r>
-      <w:r>
-        <w:rPr>
-          <w:i/>
-          <w:iCs/>
-        </w:rPr>
-        <w:t xml:space="preserve">p</w:t>
-      </w:r>
-      <w:r>
-        <w:t xml:space="preserve">-value (never</w:t>
-      </w:r>
-      <w:r>
-        <w:t xml:space="preserve"> </w:t>
-      </w:r>
-      <w:r>
-        <w:t xml:space="preserve">“p = 0.000”</w:t>
-      </w:r>
-      <w:r>
-        <w:t xml:space="preserve"> </w:t>
-      </w:r>
-      <w:r>
-        <w:t xml:space="preserve">— write</w:t>
-      </w:r>
-      <w:r>
-        <w:t xml:space="preserve"> </w:t>
-      </w:r>
-      <w:r>
-        <w:t xml:space="preserve">“p &lt; 0.001”</w:t>
-      </w:r>
-      <w:r>
-        <w:t xml:space="preserve">) - R² - The actual equation - 95% CI for the slope</w:t>
-      </w:r>
-    </w:p>
-    <w:p>
-      <w:pPr>
-        <w:pStyle w:val="BodyText"/>
-      </w:pPr>
-      <w:r>
-        <w:t xml:space="preserve">📖 W&amp;S §17.3 p. 553</w:t>
-      </w:r>
-    </w:p>
-    <w:bookmarkEnd w:id="82"/>
-    <w:bookmarkStart w:id="83" w:name="pause-do-activity-parts-1112-now"/>
-    <w:p>
-      <w:pPr>
-        <w:pStyle w:val="Heading1"/>
-      </w:pPr>
-      <w:r>
-        <w:t xml:space="preserve">🛑 Pause — Do Activity Parts 11–12 Now</w:t>
-      </w:r>
-    </w:p>
-    <w:p>
-      <w:pPr>
-        <w:pStyle w:val="FirstParagraph"/>
-      </w:pPr>
-      <w:r>
-        <w:t xml:space="preserve">Predict leaf area from tracing mass, compare confidence vs prediction intervals, and write your results paragraph. Predict the numbers before they print.</w:t>
-      </w:r>
-    </w:p>
-    <w:bookmarkEnd w:id="83"/>
-    <w:bookmarkStart w:id="84" w:name="what-we-learned-today"/>
-    <w:p>
-      <w:pPr>
-        <w:pStyle w:val="Heading1"/>
-      </w:pPr>
-      <w:r>
-        <w:t xml:space="preserve">What We Learned Today</w:t>
-      </w:r>
-    </w:p>
-    <w:p>
-      <w:pPr>
-        <w:pStyle w:val="FirstParagraph"/>
-      </w:pPr>
-      <w:r>
-        <w:rPr>
-          <w:b/>
-          <w:bCs/>
-        </w:rPr>
-        <w:t xml:space="preserve">Concepts:</w:t>
       </w:r>
     </w:p>
     <w:p>
@@ -14094,17 +13412,7 @@
         </w:numPr>
       </w:pPr>
       <w:r>
-        <w:rPr>
-          <w:b/>
-          <w:bCs/>
-        </w:rPr>
-        <w:t xml:space="preserve">Regression</w:t>
-      </w:r>
-      <w:r>
-        <w:t xml:space="preserve"> </w:t>
-      </w:r>
-      <w:r>
-        <w:t xml:space="preserve">predicts Y from X using a straight line equation</w:t>
+        <w:t xml:space="preserve">F-statistic and both df</w:t>
       </w:r>
     </w:p>
     <w:p>
@@ -14113,6 +13421,152 @@
         <w:numPr>
           <w:ilvl w:val="0"/>
           <w:numId w:val="1022"/>
+        </w:numPr>
+      </w:pPr>
+      <w:r>
+        <w:rPr>
+          <w:i/>
+          <w:iCs/>
+        </w:rPr>
+        <w:t xml:space="preserve">p</w:t>
+      </w:r>
+      <w:r>
+        <w:t xml:space="preserve">-value (never</w:t>
+      </w:r>
+      <w:r>
+        <w:t xml:space="preserve"> </w:t>
+      </w:r>
+      <w:r>
+        <w:t xml:space="preserve">“p = 0.000”</w:t>
+      </w:r>
+      <w:r>
+        <w:t xml:space="preserve"> </w:t>
+      </w:r>
+      <w:r>
+        <w:t xml:space="preserve">— write</w:t>
+      </w:r>
+      <w:r>
+        <w:t xml:space="preserve"> </w:t>
+      </w:r>
+      <w:r>
+        <w:t xml:space="preserve">“p &lt; 0.001”</w:t>
+      </w:r>
+      <w:r>
+        <w:t xml:space="preserve">)</w:t>
+      </w:r>
+    </w:p>
+    <w:p>
+      <w:pPr>
+        <w:pStyle w:val="Compact"/>
+        <w:numPr>
+          <w:ilvl w:val="0"/>
+          <w:numId w:val="1022"/>
+        </w:numPr>
+      </w:pPr>
+      <w:r>
+        <w:t xml:space="preserve">R²</w:t>
+      </w:r>
+    </w:p>
+    <w:p>
+      <w:pPr>
+        <w:pStyle w:val="Compact"/>
+        <w:numPr>
+          <w:ilvl w:val="0"/>
+          <w:numId w:val="1022"/>
+        </w:numPr>
+      </w:pPr>
+      <w:r>
+        <w:t xml:space="preserve">The actual equation</w:t>
+      </w:r>
+    </w:p>
+    <w:p>
+      <w:pPr>
+        <w:pStyle w:val="Compact"/>
+        <w:numPr>
+          <w:ilvl w:val="0"/>
+          <w:numId w:val="1022"/>
+        </w:numPr>
+      </w:pPr>
+      <w:r>
+        <w:t xml:space="preserve">95% CI for the slope</w:t>
+      </w:r>
+    </w:p>
+    <w:p>
+      <w:pPr>
+        <w:pStyle w:val="FirstParagraph"/>
+      </w:pPr>
+      <w:r>
+        <w:t xml:space="preserve">📖 W&amp;S §17.3 p. 553</w:t>
+      </w:r>
+    </w:p>
+    <w:bookmarkEnd w:id="77"/>
+    <w:bookmarkStart w:id="78" w:name="pause-do-activity-parts-1112-now"/>
+    <w:p>
+      <w:pPr>
+        <w:pStyle w:val="Heading1"/>
+      </w:pPr>
+      <w:r>
+        <w:t xml:space="preserve">🛑 Pause — Do Activity Parts 11–12 Now</w:t>
+      </w:r>
+    </w:p>
+    <w:p>
+      <w:pPr>
+        <w:pStyle w:val="FirstParagraph"/>
+      </w:pPr>
+      <w:r>
+        <w:t xml:space="preserve">Predict leaf area from tracing mass, compare confidence vs prediction intervals, and write your results paragraph. Predict the numbers before they print.</w:t>
+      </w:r>
+    </w:p>
+    <w:bookmarkEnd w:id="78"/>
+    <w:bookmarkStart w:id="79" w:name="what-we-learned-today"/>
+    <w:p>
+      <w:pPr>
+        <w:pStyle w:val="Heading1"/>
+      </w:pPr>
+      <w:r>
+        <w:t xml:space="preserve">What We Learned Today</w:t>
+      </w:r>
+    </w:p>
+    <w:p>
+      <w:pPr>
+        <w:pStyle w:val="FirstParagraph"/>
+      </w:pPr>
+      <w:r>
+        <w:rPr>
+          <w:b/>
+          <w:bCs/>
+        </w:rPr>
+        <w:t xml:space="preserve">Concepts:</w:t>
+      </w:r>
+    </w:p>
+    <w:p>
+      <w:pPr>
+        <w:pStyle w:val="Compact"/>
+        <w:numPr>
+          <w:ilvl w:val="0"/>
+          <w:numId w:val="1023"/>
+        </w:numPr>
+      </w:pPr>
+      <w:r>
+        <w:rPr>
+          <w:b/>
+          <w:bCs/>
+        </w:rPr>
+        <w:t xml:space="preserve">Regression</w:t>
+      </w:r>
+      <w:r>
+        <w:t xml:space="preserve"> </w:t>
+      </w:r>
+      <w:r>
+        <w:t xml:space="preserve">predicts Y from X using a straight line equation</w:t>
+      </w:r>
+    </w:p>
+    <w:p>
+      <w:pPr>
+        <w:pStyle w:val="Compact"/>
+        <w:numPr>
+          <w:ilvl w:val="0"/>
+          <w:numId w:val="1023"/>
         </w:numPr>
       </w:pPr>
       <w:r>
@@ -14189,7 +13643,7 @@
         <w:pStyle w:val="Compact"/>
         <w:numPr>
           <w:ilvl w:val="0"/>
-          <w:numId w:val="1022"/>
+          <w:numId w:val="1023"/>
         </w:numPr>
       </w:pPr>
       <w:r>
@@ -14204,84 +13658,6 @@
       </w:r>
       <w:r>
         <w:t xml:space="preserve">— minimizes sum of squared residuals</w:t>
-      </w:r>
-    </w:p>
-    <w:p>
-      <w:pPr>
-        <w:pStyle w:val="Compact"/>
-        <w:numPr>
-          <w:ilvl w:val="0"/>
-          <w:numId w:val="1022"/>
-        </w:numPr>
-      </w:pPr>
-      <w:r>
-        <w:rPr>
-          <w:b/>
-          <w:bCs/>
-        </w:rPr>
-        <w:t xml:space="preserve">R²</w:t>
-      </w:r>
-      <w:r>
-        <w:t xml:space="preserve"> </w:t>
-      </w:r>
-      <w:r>
-        <w:t xml:space="preserve">— fraction of Y variation explained by X</w:t>
-      </w:r>
-    </w:p>
-    <w:p>
-      <w:pPr>
-        <w:pStyle w:val="Compact"/>
-        <w:numPr>
-          <w:ilvl w:val="0"/>
-          <w:numId w:val="1022"/>
-        </w:numPr>
-      </w:pPr>
-      <w:r>
-        <w:rPr>
-          <w:b/>
-          <w:bCs/>
-        </w:rPr>
-        <w:t xml:space="preserve">Four assumptions</w:t>
-      </w:r>
-      <w:r>
-        <w:t xml:space="preserve"> </w:t>
-      </w:r>
-      <w:r>
-        <w:t xml:space="preserve">— linearity, independence, equal variance, normality of residuals</w:t>
-      </w:r>
-    </w:p>
-    <w:p>
-      <w:pPr>
-        <w:pStyle w:val="Compact"/>
-        <w:numPr>
-          <w:ilvl w:val="0"/>
-          <w:numId w:val="1022"/>
-        </w:numPr>
-      </w:pPr>
-      <w:r>
-        <w:rPr>
-          <w:b/>
-          <w:bCs/>
-        </w:rPr>
-        <w:t xml:space="preserve">Two prediction types</w:t>
-      </w:r>
-      <w:r>
-        <w:t xml:space="preserve"> </w:t>
-      </w:r>
-      <w:r>
-        <w:t xml:space="preserve">— confidence vs. prediction intervals</w:t>
-      </w:r>
-    </w:p>
-    <w:p>
-      <w:pPr>
-        <w:pStyle w:val="FirstParagraph"/>
-      </w:pPr>
-      <w:r>
-        <w:rPr>
-          <w:b/>
-          <w:bCs/>
-        </w:rPr>
-        <w:t xml:space="preserve">R skills:</w:t>
       </w:r>
     </w:p>
     <w:p>
@@ -14294,15 +13670,16 @@
       </w:pPr>
       <w:r>
         <w:rPr>
-          <w:rStyle w:val="VerbatimChar"/>
-        </w:rPr>
-        <w:t xml:space="preserve">lm(Y ~ X, data)</w:t>
-      </w:r>
-      <w:r>
-        <w:t xml:space="preserve"> </w:t>
-      </w:r>
-      <w:r>
-        <w:t xml:space="preserve">— fits the model</w:t>
+          <w:b/>
+          <w:bCs/>
+        </w:rPr>
+        <w:t xml:space="preserve">R²</w:t>
+      </w:r>
+      <w:r>
+        <w:t xml:space="preserve"> </w:t>
+      </w:r>
+      <w:r>
+        <w:t xml:space="preserve">— fraction of Y variation explained by X</w:t>
       </w:r>
     </w:p>
     <w:p>
@@ -14315,15 +13692,16 @@
       </w:pPr>
       <w:r>
         <w:rPr>
-          <w:rStyle w:val="VerbatimChar"/>
-        </w:rPr>
-        <w:t xml:space="preserve">summary()</w:t>
-      </w:r>
-      <w:r>
-        <w:t xml:space="preserve"> </w:t>
-      </w:r>
-      <w:r>
-        <w:t xml:space="preserve">— extracts slope, intercept, R², p-values</w:t>
+          <w:b/>
+          <w:bCs/>
+        </w:rPr>
+        <w:t xml:space="preserve">Four assumptions</w:t>
+      </w:r>
+      <w:r>
+        <w:t xml:space="preserve"> </w:t>
+      </w:r>
+      <w:r>
+        <w:t xml:space="preserve">— linearity, independence, equal variance, normality of residuals</w:t>
       </w:r>
     </w:p>
     <w:p>
@@ -14336,144 +13714,28 @@
       </w:pPr>
       <w:r>
         <w:rPr>
-          <w:rStyle w:val="VerbatimChar"/>
-        </w:rPr>
-        <w:t xml:space="preserve">coef()</w:t>
-      </w:r>
-      <w:r>
-        <w:t xml:space="preserve">,</w:t>
-      </w:r>
-      <w:r>
-        <w:t xml:space="preserve"> </w:t>
-      </w:r>
-      <w:r>
-        <w:rPr>
-          <w:rStyle w:val="VerbatimChar"/>
-        </w:rPr>
-        <w:t xml:space="preserve">fitted()</w:t>
-      </w:r>
-      <w:r>
-        <w:t xml:space="preserve">,</w:t>
-      </w:r>
-      <w:r>
-        <w:t xml:space="preserve"> </w:t>
-      </w:r>
-      <w:r>
-        <w:rPr>
-          <w:rStyle w:val="VerbatimChar"/>
-        </w:rPr>
-        <w:t xml:space="preserve">residuals()</w:t>
-      </w:r>
-      <w:r>
-        <w:t xml:space="preserve"> </w:t>
-      </w:r>
-      <w:r>
-        <w:t xml:space="preserve">— pull model components</w:t>
-      </w:r>
-    </w:p>
-    <w:p>
-      <w:pPr>
-        <w:pStyle w:val="Compact"/>
-        <w:numPr>
-          <w:ilvl w:val="0"/>
-          <w:numId w:val="1023"/>
-        </w:numPr>
-      </w:pPr>
-      <w:r>
-        <w:rPr>
-          <w:rStyle w:val="VerbatimChar"/>
-        </w:rPr>
-        <w:t xml:space="preserve">mutate()</w:t>
-      </w:r>
-      <w:r>
-        <w:t xml:space="preserve"> </w:t>
-      </w:r>
-      <w:r>
-        <w:t xml:space="preserve">with</w:t>
-      </w:r>
-      <w:r>
-        <w:t xml:space="preserve"> </w:t>
-      </w:r>
-      <w:r>
-        <w:rPr>
-          <w:rStyle w:val="VerbatimChar"/>
-        </w:rPr>
-        <w:t xml:space="preserve">fitted()</w:t>
-      </w:r>
-      <w:r>
-        <w:t xml:space="preserve"> </w:t>
-      </w:r>
-      <w:r>
-        <w:t xml:space="preserve">and</w:t>
-      </w:r>
-      <w:r>
-        <w:t xml:space="preserve"> </w:t>
-      </w:r>
-      <w:r>
-        <w:rPr>
-          <w:rStyle w:val="VerbatimChar"/>
-        </w:rPr>
-        <w:t xml:space="preserve">residuals()</w:t>
-      </w:r>
-      <w:r>
-        <w:t xml:space="preserve"> </w:t>
-      </w:r>
-      <w:r>
-        <w:t xml:space="preserve">— add model output to a data frame</w:t>
-      </w:r>
-    </w:p>
-    <w:p>
-      <w:pPr>
-        <w:pStyle w:val="Compact"/>
-        <w:numPr>
-          <w:ilvl w:val="0"/>
-          <w:numId w:val="1023"/>
-        </w:numPr>
-      </w:pPr>
-      <w:r>
-        <w:rPr>
-          <w:rStyle w:val="VerbatimChar"/>
-        </w:rPr>
-        <w:t xml:space="preserve">predict(model, newdata, interval = "prediction")</w:t>
-      </w:r>
-      <w:r>
-        <w:t xml:space="preserve"> </w:t>
-      </w:r>
-      <w:r>
-        <w:t xml:space="preserve">— predictions with uncertainty</w:t>
-      </w:r>
-    </w:p>
-    <w:p>
-      <w:pPr>
-        <w:pStyle w:val="Compact"/>
-        <w:numPr>
-          <w:ilvl w:val="0"/>
-          <w:numId w:val="1023"/>
-        </w:numPr>
-      </w:pPr>
-      <w:r>
-        <w:rPr>
-          <w:rStyle w:val="VerbatimChar"/>
-        </w:rPr>
-        <w:t xml:space="preserve">geom_smooth(method = "lm", se = TRUE)</w:t>
-      </w:r>
-      <w:r>
-        <w:t xml:space="preserve"> </w:t>
-      </w:r>
-      <w:r>
-        <w:t xml:space="preserve">— plot the line with CI band</w:t>
-      </w:r>
-    </w:p>
-    <w:p>
-      <w:pPr>
-        <w:pStyle w:val="FirstParagraph"/>
-      </w:pPr>
-      <w:r>
-        <w:rPr>
           <w:b/>
           <w:bCs/>
         </w:rPr>
-        <w:t xml:space="preserve">Chapter references:</w:t>
+        <w:t xml:space="preserve">Two prediction types</w:t>
+      </w:r>
+      <w:r>
+        <w:t xml:space="preserve"> </w:t>
+      </w:r>
+      <w:r>
+        <w:t xml:space="preserve">— confidence vs. prediction intervals</w:t>
+      </w:r>
+    </w:p>
+    <w:p>
+      <w:pPr>
+        <w:pStyle w:val="FirstParagraph"/>
+      </w:pPr>
+      <w:r>
+        <w:rPr>
+          <w:b/>
+          <w:bCs/>
+        </w:rPr>
+        <w:t xml:space="preserve">R skills:</w:t>
       </w:r>
     </w:p>
     <w:p>
@@ -14485,7 +13747,16 @@
         </w:numPr>
       </w:pPr>
       <w:r>
-        <w:t xml:space="preserve">📖 W&amp;S §17.1 — Linear regression</w:t>
+        <w:rPr>
+          <w:rStyle w:val="VerbatimChar"/>
+        </w:rPr>
+        <w:t xml:space="preserve">lm(Y ~ X, data)</w:t>
+      </w:r>
+      <w:r>
+        <w:t xml:space="preserve"> </w:t>
+      </w:r>
+      <w:r>
+        <w:t xml:space="preserve">— fits the model</w:t>
       </w:r>
     </w:p>
     <w:p>
@@ -14497,7 +13768,16 @@
         </w:numPr>
       </w:pPr>
       <w:r>
-        <w:t xml:space="preserve">📖 W&amp;S §17.2 — Confidence in predictions</w:t>
+        <w:rPr>
+          <w:rStyle w:val="VerbatimChar"/>
+        </w:rPr>
+        <w:t xml:space="preserve">summary()</w:t>
+      </w:r>
+      <w:r>
+        <w:t xml:space="preserve"> </w:t>
+      </w:r>
+      <w:r>
+        <w:t xml:space="preserve">— extracts slope, intercept, R², p-values</w:t>
       </w:r>
     </w:p>
     <w:p>
@@ -14509,7 +13789,40 @@
         </w:numPr>
       </w:pPr>
       <w:r>
-        <w:t xml:space="preserve">📖 W&amp;S §17.3 — Testing slope hypotheses</w:t>
+        <w:rPr>
+          <w:rStyle w:val="VerbatimChar"/>
+        </w:rPr>
+        <w:t xml:space="preserve">coef()</w:t>
+      </w:r>
+      <w:r>
+        <w:t xml:space="preserve">,</w:t>
+      </w:r>
+      <w:r>
+        <w:t xml:space="preserve"> </w:t>
+      </w:r>
+      <w:r>
+        <w:rPr>
+          <w:rStyle w:val="VerbatimChar"/>
+        </w:rPr>
+        <w:t xml:space="preserve">fitted()</w:t>
+      </w:r>
+      <w:r>
+        <w:t xml:space="preserve">,</w:t>
+      </w:r>
+      <w:r>
+        <w:t xml:space="preserve"> </w:t>
+      </w:r>
+      <w:r>
+        <w:rPr>
+          <w:rStyle w:val="VerbatimChar"/>
+        </w:rPr>
+        <w:t xml:space="preserve">residuals()</w:t>
+      </w:r>
+      <w:r>
+        <w:t xml:space="preserve"> </w:t>
+      </w:r>
+      <w:r>
+        <w:t xml:space="preserve">— pull model components</w:t>
       </w:r>
     </w:p>
     <w:p>
@@ -14521,7 +13834,16 @@
         </w:numPr>
       </w:pPr>
       <w:r>
-        <w:t xml:space="preserve">📖 W&amp;S §17.4 — R²</w:t>
+        <w:rPr>
+          <w:rStyle w:val="VerbatimChar"/>
+        </w:rPr>
+        <w:t xml:space="preserve">plot(model)</w:t>
+      </w:r>
+      <w:r>
+        <w:t xml:space="preserve"> </w:t>
+      </w:r>
+      <w:r>
+        <w:t xml:space="preserve">— all four diagnostic plots in one call</w:t>
       </w:r>
     </w:p>
     <w:p>
@@ -14533,7 +13855,37 @@
         </w:numPr>
       </w:pPr>
       <w:r>
-        <w:t xml:space="preserve">📖 W&amp;S §17.5 — Assumptions</w:t>
+        <w:rPr>
+          <w:rStyle w:val="VerbatimChar"/>
+        </w:rPr>
+        <w:t xml:space="preserve">predict(model, newdata, interval = "prediction")</w:t>
+      </w:r>
+      <w:r>
+        <w:t xml:space="preserve"> </w:t>
+      </w:r>
+      <w:r>
+        <w:t xml:space="preserve">— predictions with uncertainty</w:t>
+      </w:r>
+    </w:p>
+    <w:p>
+      <w:pPr>
+        <w:pStyle w:val="Compact"/>
+        <w:numPr>
+          <w:ilvl w:val="0"/>
+          <w:numId w:val="1024"/>
+        </w:numPr>
+      </w:pPr>
+      <w:r>
+        <w:rPr>
+          <w:rStyle w:val="VerbatimChar"/>
+        </w:rPr>
+        <w:t xml:space="preserve">geom_smooth(method = "lm", se = TRUE)</w:t>
+      </w:r>
+      <w:r>
+        <w:t xml:space="preserve"> </w:t>
+      </w:r>
+      <w:r>
+        <w:t xml:space="preserve">— plot the line with CI band</w:t>
       </w:r>
     </w:p>
     <w:p>
@@ -14545,7 +13897,7 @@
           <w:b/>
           <w:bCs/>
         </w:rPr>
-        <w:t xml:space="preserve">Up next — Lecture 07:</w:t>
+        <w:t xml:space="preserve">Chapter references:</w:t>
       </w:r>
     </w:p>
     <w:p>
@@ -14557,16 +13909,7 @@
         </w:numPr>
       </w:pPr>
       <w:r>
-        <w:t xml:space="preserve">Downloading real climate data straight into R with</w:t>
-      </w:r>
-      <w:r>
-        <w:t xml:space="preserve"> </w:t>
-      </w:r>
-      <w:r>
-        <w:rPr>
-          <w:rStyle w:val="VerbatimChar"/>
-        </w:rPr>
-        <w:t xml:space="preserve">GSODR</w:t>
+        <w:t xml:space="preserve">📖 W&amp;S §17.1 — Linear regression</w:t>
       </w:r>
     </w:p>
     <w:p>
@@ -14578,7 +13921,7 @@
         </w:numPr>
       </w:pPr>
       <w:r>
-        <w:t xml:space="preserve">Summarizing daily data to reveal long-term trends</w:t>
+        <w:t xml:space="preserve">📖 W&amp;S §17.2 — Confidence in predictions</w:t>
       </w:r>
     </w:p>
     <w:p>
@@ -14590,6 +13933,87 @@
         </w:numPr>
       </w:pPr>
       <w:r>
+        <w:t xml:space="preserve">📖 W&amp;S §17.3 — Testing slope hypotheses</w:t>
+      </w:r>
+    </w:p>
+    <w:p>
+      <w:pPr>
+        <w:pStyle w:val="Compact"/>
+        <w:numPr>
+          <w:ilvl w:val="0"/>
+          <w:numId w:val="1025"/>
+        </w:numPr>
+      </w:pPr>
+      <w:r>
+        <w:t xml:space="preserve">📖 W&amp;S §17.4 — R²</w:t>
+      </w:r>
+    </w:p>
+    <w:p>
+      <w:pPr>
+        <w:pStyle w:val="Compact"/>
+        <w:numPr>
+          <w:ilvl w:val="0"/>
+          <w:numId w:val="1025"/>
+        </w:numPr>
+      </w:pPr>
+      <w:r>
+        <w:t xml:space="preserve">📖 W&amp;S §17.5 — Assumptions</w:t>
+      </w:r>
+    </w:p>
+    <w:p>
+      <w:pPr>
+        <w:pStyle w:val="FirstParagraph"/>
+      </w:pPr>
+      <w:r>
+        <w:rPr>
+          <w:b/>
+          <w:bCs/>
+        </w:rPr>
+        <w:t xml:space="preserve">Up next — Lecture 12:</w:t>
+      </w:r>
+    </w:p>
+    <w:p>
+      <w:pPr>
+        <w:pStyle w:val="Compact"/>
+        <w:numPr>
+          <w:ilvl w:val="0"/>
+          <w:numId w:val="1026"/>
+        </w:numPr>
+      </w:pPr>
+      <w:r>
+        <w:t xml:space="preserve">Downloading real climate data straight into R with</w:t>
+      </w:r>
+      <w:r>
+        <w:t xml:space="preserve"> </w:t>
+      </w:r>
+      <w:r>
+        <w:rPr>
+          <w:rStyle w:val="VerbatimChar"/>
+        </w:rPr>
+        <w:t xml:space="preserve">GSODR</w:t>
+      </w:r>
+    </w:p>
+    <w:p>
+      <w:pPr>
+        <w:pStyle w:val="Compact"/>
+        <w:numPr>
+          <w:ilvl w:val="0"/>
+          <w:numId w:val="1026"/>
+        </w:numPr>
+      </w:pPr>
+      <w:r>
+        <w:t xml:space="preserve">Summarizing daily data to reveal long-term trends</w:t>
+      </w:r>
+    </w:p>
+    <w:p>
+      <w:pPr>
+        <w:pStyle w:val="Compact"/>
+        <w:numPr>
+          <w:ilvl w:val="0"/>
+          <w:numId w:val="1026"/>
+        </w:numPr>
+      </w:pPr>
+      <w:r>
         <w:t xml:space="preserve">Reusing</w:t>
       </w:r>
       <w:r>
@@ -14608,7 +14032,7 @@
         <w:t xml:space="preserve">to estimate a rate of change over time</w:t>
       </w:r>
     </w:p>
-    <w:bookmarkEnd w:id="84"/>
+    <w:bookmarkEnd w:id="79"/>
     <w:sectPr>
       <w:pgSz w:h="15840" w:w="12240"/>
       <w:pgMar w:bottom="1440" w:footer="720" w:gutter="0" w:header="720" w:left="1440" w:right="1440" w:top="1440"/>
@@ -15038,6 +14462,9 @@
     <w:abstractNumId w:val="991"/>
   </w:num>
   <w:num w:numId="1025">
+    <w:abstractNumId w:val="991"/>
+  </w:num>
+  <w:num w:numId="1026">
     <w:abstractNumId w:val="991"/>
   </w:num>
 </w:numbering>

--- a/docs/content/regression/regression_lecture.docx
+++ b/docs/content/regression/regression_lecture.docx
@@ -31,7 +31,7 @@
         <w:pStyle w:val="Date"/>
       </w:pPr>
       <w:r>
-        <w:t xml:space="preserve">2026-08-27</w:t>
+        <w:t xml:space="preserve">2026-09-01</w:t>
       </w:r>
     </w:p>
     <w:bookmarkStart w:id="12" w:name="where-we-left-off-lectures-07-0910"/>

--- a/docs/content/regression/regression_lecture.docx
+++ b/docs/content/regression/regression_lecture.docx
@@ -31,7 +31,7 @@
         <w:pStyle w:val="Date"/>
       </w:pPr>
       <w:r>
-        <w:t xml:space="preserve">2026-09-01</w:t>
+        <w:t xml:space="preserve">2026-09-03</w:t>
       </w:r>
     </w:p>
     <w:bookmarkStart w:id="12" w:name="where-we-left-off-lectures-07-0910"/>

--- a/docs/content/regression/regression_lecture.docx
+++ b/docs/content/regression/regression_lecture.docx
@@ -6488,7 +6488,7 @@
       <w:r>
         <w:drawing>
           <wp:inline>
-            <wp:extent cx="5943600" cy="5943600"/>
+            <wp:extent cx="2286000" cy="2286000"/>
             <wp:effectExtent b="0" l="0" r="0" t="0"/>
             <wp:docPr descr="" title="" id="43" name="Picture"/>
             <a:graphic>
@@ -6509,7 +6509,7 @@
                   <pic:spPr bwMode="auto">
                     <a:xfrm>
                       <a:off x="0" y="0"/>
-                      <a:ext cx="5943600" cy="5943600"/>
+                      <a:ext cx="2286000" cy="2286000"/>
                     </a:xfrm>
                     <a:prstGeom prst="rect">
                       <a:avLst/>
@@ -9366,7 +9366,7 @@
       <w:r>
         <w:drawing>
           <wp:inline>
-            <wp:extent cx="5943600" cy="5943600"/>
+            <wp:extent cx="2286000" cy="2286000"/>
             <wp:effectExtent b="0" l="0" r="0" t="0"/>
             <wp:docPr descr="" title="" id="56" name="Picture"/>
             <a:graphic>
@@ -9387,7 +9387,7 @@
                   <pic:spPr bwMode="auto">
                     <a:xfrm>
                       <a:off x="0" y="0"/>
-                      <a:ext cx="5943600" cy="5943600"/>
+                      <a:ext cx="2286000" cy="2286000"/>
                     </a:xfrm>
                     <a:prstGeom prst="rect">
                       <a:avLst/>
@@ -9733,7 +9733,7 @@
       <w:r>
         <w:drawing>
           <wp:inline>
-            <wp:extent cx="5943600" cy="5943600"/>
+            <wp:extent cx="2286000" cy="2286000"/>
             <wp:effectExtent b="0" l="0" r="0" t="0"/>
             <wp:docPr descr="" title="" id="62" name="Picture"/>
             <a:graphic>
@@ -9754,7 +9754,7 @@
                   <pic:spPr bwMode="auto">
                     <a:xfrm>
                       <a:off x="0" y="0"/>
-                      <a:ext cx="5943600" cy="5943600"/>
+                      <a:ext cx="2286000" cy="2286000"/>
                     </a:xfrm>
                     <a:prstGeom prst="rect">
                       <a:avLst/>
@@ -15220,8 +15220,8 @@
       <w:rFonts w:asciiTheme="majorHAnsi" w:cstheme="majorBidi" w:eastAsiaTheme="majorEastAsia" w:hAnsiTheme="majorHAnsi"/>
       <w:spacing w:val="-10"/>
       <w:kern w:val="28"/>
-      <w:sz w:val="56"/>
-      <w:szCs w:val="56"/>
+      <w:sz w:val="40"/>
+      <w:szCs w:val="40"/>
     </w:rPr>
   </w:style>
   <w:style w:customStyle="1" w:styleId="TitleChar" w:type="character">
@@ -15234,8 +15234,8 @@
       <w:rFonts w:asciiTheme="majorHAnsi" w:cstheme="majorBidi" w:eastAsiaTheme="majorEastAsia" w:hAnsiTheme="majorHAnsi"/>
       <w:spacing w:val="-10"/>
       <w:kern w:val="28"/>
-      <w:sz w:val="56"/>
-      <w:szCs w:val="56"/>
+      <w:sz w:val="40"/>
+      <w:szCs w:val="40"/>
     </w:rPr>
   </w:style>
   <w:style w:styleId="Subtitle" w:type="paragraph">

--- a/docs/content/regression/regression_lecture.docx
+++ b/docs/content/regression/regression_lecture.docx
@@ -31,7 +31,7 @@
         <w:pStyle w:val="Date"/>
       </w:pPr>
       <w:r>
-        <w:t xml:space="preserve">2026-09-03</w:t>
+        <w:t xml:space="preserve">2026-09-04</w:t>
       </w:r>
     </w:p>
     <w:bookmarkStart w:id="12" w:name="where-we-left-off-lectures-07-0910"/>
